--- a/lessons/9-2/downloads/reveal/teacher/9.2-session-1-prerequisite-practice-b.docx
+++ b/lessons/9-2/downloads/reveal/teacher/9.2-session-1-prerequisite-practice-b.docx
@@ -15,10 +15,28 @@
         <w:rPr>
           <w:rFonts w:ascii="Avenir Next" w:hAnsi="Avenir Next" w:cs="Avenir Next" w:eastAsia="Avenir Next"/>
           <w:color w:val="1A1A1A"/>
+          <w:sz w:val="22"/>
+          <w:szCs w:val="20"/>
+        </w:rPr>
+        <w:t xml:space="preserve">Name</w:t>
+      </w:r>
+      <w:r>
+        <w:rPr>
+          <w:rFonts w:ascii="Avenir Next" w:hAnsi="Avenir Next" w:cs="Avenir Next" w:eastAsia="Avenir Next"/>
+          <w:color w:val="1A1A1A"/>
           <w:sz w:val="20"/>
           <w:szCs w:val="20"/>
         </w:rPr>
-        <w:t xml:space="preserve">Name</w:t>
+        <w:tab/>
+      </w:r>
+      <w:r>
+        <w:rPr>
+          <w:rFonts w:ascii="Avenir Next" w:hAnsi="Avenir Next" w:cs="Avenir Next" w:eastAsia="Avenir Next"/>
+          <w:color w:val="1A1A1A"/>
+          <w:sz w:val="22"/>
+          <w:szCs w:val="20"/>
+        </w:rPr>
+        <w:t xml:space="preserve">   Date</w:t>
       </w:r>
       <w:r>
         <w:rPr>
@@ -33,25 +51,7 @@
         <w:rPr>
           <w:rFonts w:ascii="Avenir Next" w:hAnsi="Avenir Next" w:cs="Avenir Next" w:eastAsia="Avenir Next"/>
           <w:color w:val="1A1A1A"/>
-          <w:sz w:val="20"/>
-          <w:szCs w:val="20"/>
-        </w:rPr>
-        <w:t xml:space="preserve">   Date</w:t>
-      </w:r>
-      <w:r>
-        <w:rPr>
-          <w:rFonts w:ascii="Avenir Next" w:hAnsi="Avenir Next" w:cs="Avenir Next" w:eastAsia="Avenir Next"/>
-          <w:color w:val="1A1A1A"/>
-          <w:sz w:val="20"/>
-          <w:szCs w:val="20"/>
-        </w:rPr>
-        <w:tab/>
-      </w:r>
-      <w:r>
-        <w:rPr>
-          <w:rFonts w:ascii="Avenir Next" w:hAnsi="Avenir Next" w:cs="Avenir Next" w:eastAsia="Avenir Next"/>
-          <w:color w:val="1A1A1A"/>
-          <w:sz w:val="20"/>
+          <w:sz w:val="22"/>
           <w:szCs w:val="20"/>
         </w:rPr>
         <w:t xml:space="preserve">   Period</w:t>
@@ -78,7 +78,7 @@
           <w:caps/>
           <w:color w:val="003A70"/>
           <w:spacing w:val="12"/>
-          <w:sz w:val="19"/>
+          <w:sz w:val="22"/>
           <w:szCs w:val="19"/>
         </w:rPr>
         <w:t xml:space="preserve">Lesson 9-2  ·  Session 1  ·  Prerequisite Practice B  ·  Skill 1 of 2</w:t>
@@ -86,6 +86,7 @@
     </w:p>
     <w:p>
       <w:pPr>
+        <w:pStyle w:val="Heading1"/>
         <w:keepNext/>
         <w:spacing w:before="0" w:after="10" w:line="240" w:lineRule="auto"/>
       </w:pPr>
@@ -111,7 +112,7 @@
         <w:rPr>
           <w:rFonts w:ascii="Avenir Next" w:hAnsi="Avenir Next" w:cs="Avenir Next" w:eastAsia="Avenir Next"/>
           <w:color w:val="5A5F66"/>
-          <w:sz w:val="17"/>
+          <w:sz w:val="22"/>
           <w:szCs w:val="17"/>
         </w:rPr>
         <w:t xml:space="preserve">Builds on Lesson 9-1 Session 1 · 6.EE.C.9</w:t>
@@ -154,6 +155,7 @@
           </w:tcPr>
           <w:p>
             <w:pPr>
+              <w:pStyle w:val="Heading2"/>
               <w:spacing w:before="0" w:after="0" w:line="252" w:lineRule="auto"/>
             </w:pPr>
             <w:r>
@@ -183,7 +185,7 @@
               <w:rPr>
                 <w:rFonts w:ascii="Avenir Next" w:hAnsi="Avenir Next" w:cs="Avenir Next" w:eastAsia="Avenir Next"/>
                 <w:color w:val="1A1A1A"/>
-                <w:sz w:val="20"/>
+                <w:sz w:val="22"/>
                 <w:szCs w:val="20"/>
               </w:rPr>
               <w:t xml:space="preserve">You will plot nights first, like (3, 75), because nights are independent.</w:t>
@@ -203,6 +205,7 @@
           </w:tcPr>
           <w:p>
             <w:pPr>
+              <w:pStyle w:val="Heading2"/>
               <w:spacing w:before="0" w:after="0" w:line="252" w:lineRule="auto"/>
             </w:pPr>
             <w:r>
@@ -232,7 +235,7 @@
               <w:rPr>
                 <w:rFonts w:ascii="Avenir Next" w:hAnsi="Avenir Next" w:cs="Avenir Next" w:eastAsia="Avenir Next"/>
                 <w:color w:val="1A1A1A"/>
-                <w:sz w:val="20"/>
+                <w:sz w:val="22"/>
                 <w:szCs w:val="20"/>
               </w:rPr>
               <w:t xml:space="preserve">Decide which quantity is </w:t>
@@ -242,7 +245,7 @@
                 <w:rFonts w:ascii="Avenir Next" w:hAnsi="Avenir Next" w:cs="Avenir Next" w:eastAsia="Avenir Next"/>
                 <w:i/>
                 <w:color w:val="1A1A1A"/>
-                <w:sz w:val="20"/>
+                <w:sz w:val="22"/>
                 <w:szCs w:val="20"/>
               </w:rPr>
               <w:t xml:space="preserve">x</w:t>
@@ -251,7 +254,7 @@
               <w:rPr>
                 <w:rFonts w:ascii="Avenir Next" w:hAnsi="Avenir Next" w:cs="Avenir Next" w:eastAsia="Avenir Next"/>
                 <w:color w:val="1A1A1A"/>
-                <w:sz w:val="20"/>
+                <w:sz w:val="22"/>
                 <w:szCs w:val="20"/>
               </w:rPr>
               <w:t xml:space="preserve"> and which is </w:t>
@@ -261,7 +264,7 @@
                 <w:rFonts w:ascii="Avenir Next" w:hAnsi="Avenir Next" w:cs="Avenir Next" w:eastAsia="Avenir Next"/>
                 <w:i/>
                 <w:color w:val="1A1A1A"/>
-                <w:sz w:val="20"/>
+                <w:sz w:val="22"/>
                 <w:szCs w:val="20"/>
               </w:rPr>
               <w:t xml:space="preserve">y</w:t>
@@ -270,7 +273,7 @@
               <w:rPr>
                 <w:rFonts w:ascii="Avenir Next" w:hAnsi="Avenir Next" w:cs="Avenir Next" w:eastAsia="Avenir Next"/>
                 <w:color w:val="1A1A1A"/>
-                <w:sz w:val="20"/>
+                <w:sz w:val="22"/>
                 <w:szCs w:val="20"/>
               </w:rPr>
               <w:t xml:space="preserve">.  </w:t>
@@ -280,7 +283,7 @@
                 <w:rFonts w:ascii="Avenir Next" w:hAnsi="Avenir Next" w:cs="Avenir Next" w:eastAsia="Avenir Next"/>
                 <w:b/>
                 <w:color w:val="1A1A1A"/>
-                <w:sz w:val="20"/>
+                <w:sz w:val="22"/>
                 <w:szCs w:val="20"/>
               </w:rPr>
               <w:t xml:space="preserve">You will use it in Practice Form A, problems 2 and 4.</w:t>
@@ -291,6 +294,7 @@
     </w:tbl>
     <w:p>
       <w:pPr>
+        <w:pStyle w:val="Heading2"/>
         <w:keepNext/>
         <w:pBdr>
           <w:bottom w:val="single" w:sz="8" w:space="3" w:color="003A70"/>
@@ -306,7 +310,7 @@
           <w:b/>
           <w:color w:val="003A70"/>
           <w:spacing w:val="14"/>
-          <w:sz w:val="19"/>
+          <w:sz w:val="22"/>
           <w:szCs w:val="19"/>
         </w:rPr>
         <w:t xml:space="preserve">STEPS TO FOLLOW</w:t>
@@ -325,7 +329,7 @@
           <w:rFonts w:ascii="Avenir Next" w:hAnsi="Avenir Next" w:cs="Avenir Next" w:eastAsia="Avenir Next"/>
           <w:i/>
           <w:color w:val="5A5F66"/>
-          <w:sz w:val="17"/>
+          <w:sz w:val="22"/>
           <w:szCs w:val="17"/>
         </w:rPr>
         <w:t xml:space="preserve">use these same steps on every problem</w:t>
@@ -367,6 +371,7 @@
           </w:tcPr>
           <w:p>
             <w:pPr>
+              <w:pStyle w:val="Heading1"/>
               <w:spacing w:before="0" w:after="0" w:line="240" w:lineRule="auto"/>
               <w:jc w:val="center"/>
             </w:pPr>
@@ -395,7 +400,7 @@
               <w:rPr>
                 <w:rFonts w:ascii="Avenir Next" w:hAnsi="Avenir Next" w:cs="Avenir Next" w:eastAsia="Avenir Next"/>
                 <w:color w:val="1A1A1A"/>
-                <w:sz w:val="21"/>
+                <w:sz w:val="22"/>
                 <w:szCs w:val="21"/>
               </w:rPr>
               <w:t xml:space="preserve">Make a </w:t>
@@ -405,7 +410,7 @@
                 <w:rFonts w:ascii="Avenir Next" w:hAnsi="Avenir Next" w:cs="Avenir Next" w:eastAsia="Avenir Next"/>
                 <w:b/>
                 <w:color w:val="1A1A1A"/>
-                <w:sz w:val="21"/>
+                <w:sz w:val="22"/>
                 <w:szCs w:val="21"/>
               </w:rPr>
               <w:t xml:space="preserve">depends on</w:t>
@@ -414,7 +419,7 @@
               <w:rPr>
                 <w:rFonts w:ascii="Avenir Next" w:hAnsi="Avenir Next" w:cs="Avenir Next" w:eastAsia="Avenir Next"/>
                 <w:color w:val="1A1A1A"/>
-                <w:sz w:val="21"/>
+                <w:sz w:val="22"/>
                 <w:szCs w:val="21"/>
               </w:rPr>
               <w:t xml:space="preserve"> sentence with the two quantities.</w:t>
@@ -433,6 +438,7 @@
           </w:tcPr>
           <w:p>
             <w:pPr>
+              <w:pStyle w:val="Heading1"/>
               <w:spacing w:before="0" w:after="0" w:line="240" w:lineRule="auto"/>
               <w:jc w:val="center"/>
             </w:pPr>
@@ -461,7 +467,7 @@
               <w:rPr>
                 <w:rFonts w:ascii="Avenir Next" w:hAnsi="Avenir Next" w:cs="Avenir Next" w:eastAsia="Avenir Next"/>
                 <w:color w:val="1A1A1A"/>
-                <w:sz w:val="21"/>
+                <w:sz w:val="22"/>
                 <w:szCs w:val="21"/>
               </w:rPr>
               <w:t xml:space="preserve">The quantity after “depends on” is </w:t>
@@ -471,7 +477,7 @@
                 <w:rFonts w:ascii="Avenir Next" w:hAnsi="Avenir Next" w:cs="Avenir Next" w:eastAsia="Avenir Next"/>
                 <w:b/>
                 <w:color w:val="1A1A1A"/>
-                <w:sz w:val="21"/>
+                <w:sz w:val="22"/>
                 <w:szCs w:val="21"/>
               </w:rPr>
               <w:t xml:space="preserve">independent</w:t>
@@ -480,7 +486,7 @@
               <w:rPr>
                 <w:rFonts w:ascii="Avenir Next" w:hAnsi="Avenir Next" w:cs="Avenir Next" w:eastAsia="Avenir Next"/>
                 <w:color w:val="1A1A1A"/>
-                <w:sz w:val="21"/>
+                <w:sz w:val="22"/>
                 <w:szCs w:val="21"/>
               </w:rPr>
               <w:t xml:space="preserve">: </w:t>
@@ -490,7 +496,7 @@
                 <w:rFonts w:ascii="Avenir Next" w:hAnsi="Avenir Next" w:cs="Avenir Next" w:eastAsia="Avenir Next"/>
                 <w:i/>
                 <w:color w:val="1A1A1A"/>
-                <w:sz w:val="21"/>
+                <w:sz w:val="22"/>
                 <w:szCs w:val="21"/>
               </w:rPr>
               <w:t xml:space="preserve">x</w:t>
@@ -499,7 +505,7 @@
               <w:rPr>
                 <w:rFonts w:ascii="Avenir Next" w:hAnsi="Avenir Next" w:cs="Avenir Next" w:eastAsia="Avenir Next"/>
                 <w:color w:val="1A1A1A"/>
-                <w:sz w:val="21"/>
+                <w:sz w:val="22"/>
                 <w:szCs w:val="21"/>
               </w:rPr>
               <w:t xml:space="preserve">, the first number.</w:t>
@@ -518,6 +524,7 @@
           </w:tcPr>
           <w:p>
             <w:pPr>
+              <w:pStyle w:val="Heading1"/>
               <w:spacing w:before="0" w:after="0" w:line="240" w:lineRule="auto"/>
               <w:jc w:val="center"/>
             </w:pPr>
@@ -546,7 +553,7 @@
               <w:rPr>
                 <w:rFonts w:ascii="Avenir Next" w:hAnsi="Avenir Next" w:cs="Avenir Next" w:eastAsia="Avenir Next"/>
                 <w:color w:val="1A1A1A"/>
-                <w:sz w:val="21"/>
+                <w:sz w:val="22"/>
                 <w:szCs w:val="21"/>
               </w:rPr>
               <w:t xml:space="preserve">The quantity before “depends on” is </w:t>
@@ -556,7 +563,7 @@
                 <w:rFonts w:ascii="Avenir Next" w:hAnsi="Avenir Next" w:cs="Avenir Next" w:eastAsia="Avenir Next"/>
                 <w:b/>
                 <w:color w:val="1A1A1A"/>
-                <w:sz w:val="21"/>
+                <w:sz w:val="22"/>
                 <w:szCs w:val="21"/>
               </w:rPr>
               <w:t xml:space="preserve">dependent</w:t>
@@ -565,7 +572,7 @@
               <w:rPr>
                 <w:rFonts w:ascii="Avenir Next" w:hAnsi="Avenir Next" w:cs="Avenir Next" w:eastAsia="Avenir Next"/>
                 <w:color w:val="1A1A1A"/>
-                <w:sz w:val="21"/>
+                <w:sz w:val="22"/>
                 <w:szCs w:val="21"/>
               </w:rPr>
               <w:t xml:space="preserve">: </w:t>
@@ -575,7 +582,7 @@
                 <w:rFonts w:ascii="Avenir Next" w:hAnsi="Avenir Next" w:cs="Avenir Next" w:eastAsia="Avenir Next"/>
                 <w:i/>
                 <w:color w:val="1A1A1A"/>
-                <w:sz w:val="21"/>
+                <w:sz w:val="22"/>
                 <w:szCs w:val="21"/>
               </w:rPr>
               <w:t xml:space="preserve">y</w:t>
@@ -584,7 +591,7 @@
               <w:rPr>
                 <w:rFonts w:ascii="Avenir Next" w:hAnsi="Avenir Next" w:cs="Avenir Next" w:eastAsia="Avenir Next"/>
                 <w:color w:val="1A1A1A"/>
-                <w:sz w:val="21"/>
+                <w:sz w:val="22"/>
                 <w:szCs w:val="21"/>
               </w:rPr>
               <w:t xml:space="preserve">, the second number.</w:t>
@@ -595,6 +602,7 @@
     </w:tbl>
     <w:p>
       <w:pPr>
+        <w:pStyle w:val="Heading2"/>
         <w:keepNext/>
         <w:pBdr>
           <w:bottom w:val="single" w:sz="8" w:space="3" w:color="003A70"/>
@@ -610,7 +618,7 @@
           <w:b/>
           <w:color w:val="003A70"/>
           <w:spacing w:val="14"/>
-          <w:sz w:val="19"/>
+          <w:sz w:val="22"/>
           <w:szCs w:val="19"/>
         </w:rPr>
         <w:t xml:space="preserve">WATCH ME</w:t>
@@ -629,7 +637,7 @@
           <w:rFonts w:ascii="Avenir Next" w:hAnsi="Avenir Next" w:cs="Avenir Next" w:eastAsia="Avenir Next"/>
           <w:i/>
           <w:color w:val="5A5F66"/>
-          <w:sz w:val="17"/>
+          <w:sz w:val="22"/>
           <w:szCs w:val="17"/>
         </w:rPr>
         <w:t xml:space="preserve">the steps in action</w:t>
@@ -644,7 +652,7 @@
           <w:rFonts w:ascii="Avenir Next" w:hAnsi="Avenir Next" w:cs="Avenir Next" w:eastAsia="Avenir Next"/>
           <w:b/>
           <w:color w:val="1A1A1A"/>
-          <w:sz w:val="21"/>
+          <w:sz w:val="22"/>
           <w:szCs w:val="21"/>
         </w:rPr>
         <w:t xml:space="preserve">Dogs walked and dollars earned.</w:t>
@@ -663,25 +671,25 @@
           <w:rFonts w:ascii="Avenir Next" w:hAnsi="Avenir Next" w:cs="Avenir Next" w:eastAsia="Avenir Next"/>
           <w:b/>
           <w:color w:val="003A70"/>
+          <w:sz w:val="22"/>
+          <w:szCs w:val="19"/>
+        </w:rPr>
+        <w:t xml:space="preserve">Step 1</w:t>
+      </w:r>
+      <w:r>
+        <w:rPr>
+          <w:rFonts w:ascii="Avenir Next" w:hAnsi="Avenir Next" w:cs="Avenir Next" w:eastAsia="Avenir Next"/>
+          <w:color w:val="1A1A1A"/>
           <w:sz w:val="19"/>
           <w:szCs w:val="19"/>
         </w:rPr>
-        <w:t xml:space="preserve">Step 1</w:t>
-      </w:r>
-      <w:r>
-        <w:rPr>
-          <w:rFonts w:ascii="Avenir Next" w:hAnsi="Avenir Next" w:cs="Avenir Next" w:eastAsia="Avenir Next"/>
-          <w:color w:val="1A1A1A"/>
-          <w:sz w:val="19"/>
-          <w:szCs w:val="19"/>
-        </w:rPr>
         <w:tab/>
       </w:r>
       <w:r>
         <w:rPr>
           <w:rFonts w:ascii="Avenir Next" w:hAnsi="Avenir Next" w:cs="Avenir Next" w:eastAsia="Avenir Next"/>
           <w:color w:val="1A1A1A"/>
-          <w:sz w:val="21"/>
+          <w:sz w:val="22"/>
           <w:szCs w:val="21"/>
         </w:rPr>
         <w:t xml:space="preserve">Dollars earned depends on dogs walked.</w:t>
@@ -700,25 +708,25 @@
           <w:rFonts w:ascii="Avenir Next" w:hAnsi="Avenir Next" w:cs="Avenir Next" w:eastAsia="Avenir Next"/>
           <w:b/>
           <w:color w:val="003A70"/>
+          <w:sz w:val="22"/>
+          <w:szCs w:val="19"/>
+        </w:rPr>
+        <w:t xml:space="preserve">Step 2</w:t>
+      </w:r>
+      <w:r>
+        <w:rPr>
+          <w:rFonts w:ascii="Avenir Next" w:hAnsi="Avenir Next" w:cs="Avenir Next" w:eastAsia="Avenir Next"/>
+          <w:color w:val="1A1A1A"/>
           <w:sz w:val="19"/>
           <w:szCs w:val="19"/>
         </w:rPr>
-        <w:t xml:space="preserve">Step 2</w:t>
-      </w:r>
-      <w:r>
-        <w:rPr>
-          <w:rFonts w:ascii="Avenir Next" w:hAnsi="Avenir Next" w:cs="Avenir Next" w:eastAsia="Avenir Next"/>
-          <w:color w:val="1A1A1A"/>
-          <w:sz w:val="19"/>
-          <w:szCs w:val="19"/>
-        </w:rPr>
         <w:tab/>
       </w:r>
       <w:r>
         <w:rPr>
           <w:rFonts w:ascii="Avenir Next" w:hAnsi="Avenir Next" w:cs="Avenir Next" w:eastAsia="Avenir Next"/>
           <w:color w:val="1A1A1A"/>
-          <w:sz w:val="21"/>
+          <w:sz w:val="22"/>
           <w:szCs w:val="21"/>
         </w:rPr>
         <w:t xml:space="preserve">Dogs walked is independent: </w:t>
@@ -728,7 +736,7 @@
           <w:rFonts w:ascii="Avenir Next" w:hAnsi="Avenir Next" w:cs="Avenir Next" w:eastAsia="Avenir Next"/>
           <w:i/>
           <w:color w:val="1A1A1A"/>
-          <w:sz w:val="21"/>
+          <w:sz w:val="22"/>
           <w:szCs w:val="21"/>
         </w:rPr>
         <w:t xml:space="preserve">x</w:t>
@@ -737,7 +745,7 @@
         <w:rPr>
           <w:rFonts w:ascii="Avenir Next" w:hAnsi="Avenir Next" w:cs="Avenir Next" w:eastAsia="Avenir Next"/>
           <w:color w:val="1A1A1A"/>
-          <w:sz w:val="21"/>
+          <w:sz w:val="22"/>
           <w:szCs w:val="21"/>
         </w:rPr>
         <w:t xml:space="preserve">.</w:t>
@@ -756,25 +764,25 @@
           <w:rFonts w:ascii="Avenir Next" w:hAnsi="Avenir Next" w:cs="Avenir Next" w:eastAsia="Avenir Next"/>
           <w:b/>
           <w:color w:val="003A70"/>
+          <w:sz w:val="22"/>
+          <w:szCs w:val="19"/>
+        </w:rPr>
+        <w:t xml:space="preserve">Step 3</w:t>
+      </w:r>
+      <w:r>
+        <w:rPr>
+          <w:rFonts w:ascii="Avenir Next" w:hAnsi="Avenir Next" w:cs="Avenir Next" w:eastAsia="Avenir Next"/>
+          <w:color w:val="1A1A1A"/>
           <w:sz w:val="19"/>
           <w:szCs w:val="19"/>
         </w:rPr>
-        <w:t xml:space="preserve">Step 3</w:t>
-      </w:r>
-      <w:r>
-        <w:rPr>
-          <w:rFonts w:ascii="Avenir Next" w:hAnsi="Avenir Next" w:cs="Avenir Next" w:eastAsia="Avenir Next"/>
-          <w:color w:val="1A1A1A"/>
-          <w:sz w:val="19"/>
-          <w:szCs w:val="19"/>
-        </w:rPr>
         <w:tab/>
       </w:r>
       <w:r>
         <w:rPr>
           <w:rFonts w:ascii="Avenir Next" w:hAnsi="Avenir Next" w:cs="Avenir Next" w:eastAsia="Avenir Next"/>
           <w:color w:val="1A1A1A"/>
-          <w:sz w:val="21"/>
+          <w:sz w:val="22"/>
           <w:szCs w:val="21"/>
         </w:rPr>
         <w:t xml:space="preserve">Dollars earned is dependent: </w:t>
@@ -784,7 +792,7 @@
           <w:rFonts w:ascii="Avenir Next" w:hAnsi="Avenir Next" w:cs="Avenir Next" w:eastAsia="Avenir Next"/>
           <w:i/>
           <w:color w:val="1A1A1A"/>
-          <w:sz w:val="21"/>
+          <w:sz w:val="22"/>
           <w:szCs w:val="21"/>
         </w:rPr>
         <w:t xml:space="preserve">y</w:t>
@@ -793,7 +801,7 @@
         <w:rPr>
           <w:rFonts w:ascii="Avenir Next" w:hAnsi="Avenir Next" w:cs="Avenir Next" w:eastAsia="Avenir Next"/>
           <w:color w:val="1A1A1A"/>
-          <w:sz w:val="21"/>
+          <w:sz w:val="22"/>
           <w:szCs w:val="21"/>
         </w:rPr>
         <w:t xml:space="preserve">.</w:t>
@@ -812,18 +820,18 @@
           <w:rFonts w:ascii="Avenir Next" w:hAnsi="Avenir Next" w:cs="Avenir Next" w:eastAsia="Avenir Next"/>
           <w:b/>
           <w:color w:val="1A1A1A"/>
+          <w:sz w:val="22"/>
+          <w:szCs w:val="21"/>
+        </w:rPr>
+        <w:t xml:space="preserve">Answer</w:t>
+      </w:r>
+      <w:r>
+        <w:rPr>
+          <w:rFonts w:ascii="Avenir Next" w:hAnsi="Avenir Next" w:cs="Avenir Next" w:eastAsia="Avenir Next"/>
+          <w:color w:val="1A1A1A"/>
           <w:sz w:val="21"/>
           <w:szCs w:val="21"/>
         </w:rPr>
-        <w:t xml:space="preserve">Answer</w:t>
-      </w:r>
-      <w:r>
-        <w:rPr>
-          <w:rFonts w:ascii="Avenir Next" w:hAnsi="Avenir Next" w:cs="Avenir Next" w:eastAsia="Avenir Next"/>
-          <w:color w:val="1A1A1A"/>
-          <w:sz w:val="21"/>
-          <w:szCs w:val="21"/>
-        </w:rPr>
         <w:tab/>
       </w:r>
       <w:r>
@@ -832,7 +840,7 @@
           <w:b/>
           <w:i/>
           <w:color w:val="1A1A1A"/>
-          <w:sz w:val="21"/>
+          <w:sz w:val="22"/>
           <w:szCs w:val="21"/>
         </w:rPr>
         <w:t xml:space="preserve">x</w:t>
@@ -842,7 +850,7 @@
           <w:rFonts w:ascii="Avenir Next" w:hAnsi="Avenir Next" w:cs="Avenir Next" w:eastAsia="Avenir Next"/>
           <w:b/>
           <w:color w:val="1A1A1A"/>
-          <w:sz w:val="21"/>
+          <w:sz w:val="22"/>
           <w:szCs w:val="21"/>
         </w:rPr>
         <w:t xml:space="preserve">: dogs walked.  </w:t>
@@ -853,7 +861,7 @@
           <w:b/>
           <w:i/>
           <w:color w:val="1A1A1A"/>
-          <w:sz w:val="21"/>
+          <w:sz w:val="22"/>
           <w:szCs w:val="21"/>
         </w:rPr>
         <w:t xml:space="preserve">y</w:t>
@@ -863,7 +871,7 @@
           <w:rFonts w:ascii="Avenir Next" w:hAnsi="Avenir Next" w:cs="Avenir Next" w:eastAsia="Avenir Next"/>
           <w:b/>
           <w:color w:val="1A1A1A"/>
-          <w:sz w:val="21"/>
+          <w:sz w:val="22"/>
           <w:szCs w:val="21"/>
         </w:rPr>
         <w:t xml:space="preserve">: dollars earned.</w:t>
@@ -871,6 +879,7 @@
     </w:p>
     <w:p>
       <w:pPr>
+        <w:pStyle w:val="Heading2"/>
         <w:keepNext/>
         <w:pBdr>
           <w:bottom w:val="single" w:sz="8" w:space="3" w:color="003A70"/>
@@ -886,7 +895,7 @@
           <w:b/>
           <w:color w:val="003A70"/>
           <w:spacing w:val="14"/>
-          <w:sz w:val="19"/>
+          <w:sz w:val="22"/>
           <w:szCs w:val="19"/>
         </w:rPr>
         <w:t xml:space="preserve">TRY IT WITH HELP</w:t>
@@ -905,7 +914,7 @@
           <w:rFonts w:ascii="Avenir Next" w:hAnsi="Avenir Next" w:cs="Avenir Next" w:eastAsia="Avenir Next"/>
           <w:i/>
           <w:color w:val="5A5F66"/>
-          <w:sz w:val="17"/>
+          <w:sz w:val="22"/>
           <w:szCs w:val="17"/>
         </w:rPr>
         <w:t xml:space="preserve">fill in each step</w:t>
@@ -963,18 +972,18 @@
           <w:rFonts w:ascii="Avenir Next" w:hAnsi="Avenir Next" w:cs="Avenir Next" w:eastAsia="Avenir Next"/>
           <w:b/>
           <w:color w:val="003A70"/>
+          <w:sz w:val="22"/>
+          <w:szCs w:val="18"/>
+        </w:rPr>
+        <w:t xml:space="preserve">Step 1</w:t>
+      </w:r>
+      <w:r>
+        <w:rPr>
+          <w:rFonts w:ascii="Avenir Next" w:hAnsi="Avenir Next" w:cs="Avenir Next" w:eastAsia="Avenir Next"/>
+          <w:color w:val="1A1A1A"/>
           <w:sz w:val="18"/>
           <w:szCs w:val="18"/>
         </w:rPr>
-        <w:t xml:space="preserve">Step 1</w:t>
-      </w:r>
-      <w:r>
-        <w:rPr>
-          <w:rFonts w:ascii="Avenir Next" w:hAnsi="Avenir Next" w:cs="Avenir Next" w:eastAsia="Avenir Next"/>
-          <w:color w:val="1A1A1A"/>
-          <w:sz w:val="18"/>
-          <w:szCs w:val="18"/>
-        </w:rPr>
         <w:tab/>
       </w:r>
       <w:r>
@@ -991,17 +1000,17 @@
         <w:rPr>
           <w:rFonts w:ascii="Avenir Next" w:hAnsi="Avenir Next" w:cs="Avenir Next" w:eastAsia="Avenir Next"/>
           <w:color w:val="1A1A1A"/>
+          <w:sz w:val="22"/>
+          <w:szCs w:val="21"/>
+        </w:rPr>
+        <w:t xml:space="preserve"> depends on </w:t>
+      </w:r>
+      <w:r>
+        <w:rPr>
+          <w:rFonts w:ascii="Avenir Next" w:hAnsi="Avenir Next" w:cs="Avenir Next" w:eastAsia="Avenir Next"/>
+          <w:color w:val="1A1A1A"/>
           <w:sz w:val="21"/>
           <w:szCs w:val="21"/>
-        </w:rPr>
-        <w:t xml:space="preserve"> depends on </w:t>
-      </w:r>
-      <w:r>
-        <w:rPr>
-          <w:rFonts w:ascii="Avenir Next" w:hAnsi="Avenir Next" w:cs="Avenir Next" w:eastAsia="Avenir Next"/>
-          <w:color w:val="1A1A1A"/>
-          <w:sz w:val="21"/>
-          <w:szCs w:val="21"/>
           <w:u w:val="single"/>
         </w:rPr>
         <w:t xml:space="preserve">                </w:t>
@@ -1010,7 +1019,7 @@
         <w:rPr>
           <w:rFonts w:ascii="Avenir Next" w:hAnsi="Avenir Next" w:cs="Avenir Next" w:eastAsia="Avenir Next"/>
           <w:color w:val="1A1A1A"/>
-          <w:sz w:val="21"/>
+          <w:sz w:val="22"/>
           <w:szCs w:val="21"/>
         </w:rPr>
         <w:t xml:space="preserve">.</w:t>
@@ -1030,25 +1039,25 @@
           <w:rFonts w:ascii="Avenir Next" w:hAnsi="Avenir Next" w:cs="Avenir Next" w:eastAsia="Avenir Next"/>
           <w:b/>
           <w:color w:val="003A70"/>
+          <w:sz w:val="22"/>
+          <w:szCs w:val="18"/>
+        </w:rPr>
+        <w:t xml:space="preserve">Step 2</w:t>
+      </w:r>
+      <w:r>
+        <w:rPr>
+          <w:rFonts w:ascii="Avenir Next" w:hAnsi="Avenir Next" w:cs="Avenir Next" w:eastAsia="Avenir Next"/>
+          <w:color w:val="1A1A1A"/>
           <w:sz w:val="18"/>
           <w:szCs w:val="18"/>
         </w:rPr>
-        <w:t xml:space="preserve">Step 2</w:t>
-      </w:r>
-      <w:r>
-        <w:rPr>
-          <w:rFonts w:ascii="Avenir Next" w:hAnsi="Avenir Next" w:cs="Avenir Next" w:eastAsia="Avenir Next"/>
-          <w:color w:val="1A1A1A"/>
-          <w:sz w:val="18"/>
-          <w:szCs w:val="18"/>
-        </w:rPr>
         <w:tab/>
       </w:r>
       <w:r>
         <w:rPr>
           <w:rFonts w:ascii="Avenir Next" w:hAnsi="Avenir Next" w:cs="Avenir Next" w:eastAsia="Avenir Next"/>
           <w:color w:val="1A1A1A"/>
-          <w:sz w:val="21"/>
+          <w:sz w:val="22"/>
           <w:szCs w:val="21"/>
         </w:rPr>
         <w:t xml:space="preserve">Independent (</w:t>
@@ -1058,7 +1067,7 @@
           <w:rFonts w:ascii="Avenir Next" w:hAnsi="Avenir Next" w:cs="Avenir Next" w:eastAsia="Avenir Next"/>
           <w:i/>
           <w:color w:val="1A1A1A"/>
-          <w:sz w:val="21"/>
+          <w:sz w:val="22"/>
           <w:szCs w:val="21"/>
         </w:rPr>
         <w:t xml:space="preserve">x</w:t>
@@ -1067,7 +1076,7 @@
         <w:rPr>
           <w:rFonts w:ascii="Avenir Next" w:hAnsi="Avenir Next" w:cs="Avenir Next" w:eastAsia="Avenir Next"/>
           <w:color w:val="1A1A1A"/>
-          <w:sz w:val="21"/>
+          <w:sz w:val="22"/>
           <w:szCs w:val="21"/>
         </w:rPr>
         <w:t xml:space="preserve">): </w:t>
@@ -1097,25 +1106,25 @@
           <w:rFonts w:ascii="Avenir Next" w:hAnsi="Avenir Next" w:cs="Avenir Next" w:eastAsia="Avenir Next"/>
           <w:b/>
           <w:color w:val="003A70"/>
+          <w:sz w:val="22"/>
+          <w:szCs w:val="18"/>
+        </w:rPr>
+        <w:t xml:space="preserve">Step 3</w:t>
+      </w:r>
+      <w:r>
+        <w:rPr>
+          <w:rFonts w:ascii="Avenir Next" w:hAnsi="Avenir Next" w:cs="Avenir Next" w:eastAsia="Avenir Next"/>
+          <w:color w:val="1A1A1A"/>
           <w:sz w:val="18"/>
           <w:szCs w:val="18"/>
         </w:rPr>
-        <w:t xml:space="preserve">Step 3</w:t>
-      </w:r>
-      <w:r>
-        <w:rPr>
-          <w:rFonts w:ascii="Avenir Next" w:hAnsi="Avenir Next" w:cs="Avenir Next" w:eastAsia="Avenir Next"/>
-          <w:color w:val="1A1A1A"/>
-          <w:sz w:val="18"/>
-          <w:szCs w:val="18"/>
-        </w:rPr>
         <w:tab/>
       </w:r>
       <w:r>
         <w:rPr>
           <w:rFonts w:ascii="Avenir Next" w:hAnsi="Avenir Next" w:cs="Avenir Next" w:eastAsia="Avenir Next"/>
           <w:color w:val="1A1A1A"/>
-          <w:sz w:val="21"/>
+          <w:sz w:val="22"/>
           <w:szCs w:val="21"/>
         </w:rPr>
         <w:t xml:space="preserve">Dependent (</w:t>
@@ -1125,7 +1134,7 @@
           <w:rFonts w:ascii="Avenir Next" w:hAnsi="Avenir Next" w:cs="Avenir Next" w:eastAsia="Avenir Next"/>
           <w:i/>
           <w:color w:val="1A1A1A"/>
-          <w:sz w:val="21"/>
+          <w:sz w:val="22"/>
           <w:szCs w:val="21"/>
         </w:rPr>
         <w:t xml:space="preserve">y</w:t>
@@ -1134,7 +1143,7 @@
         <w:rPr>
           <w:rFonts w:ascii="Avenir Next" w:hAnsi="Avenir Next" w:cs="Avenir Next" w:eastAsia="Avenir Next"/>
           <w:color w:val="1A1A1A"/>
-          <w:sz w:val="21"/>
+          <w:sz w:val="22"/>
           <w:szCs w:val="21"/>
         </w:rPr>
         <w:t xml:space="preserve">): </w:t>
@@ -1207,18 +1216,18 @@
           <w:rFonts w:ascii="Avenir Next" w:hAnsi="Avenir Next" w:cs="Avenir Next" w:eastAsia="Avenir Next"/>
           <w:b/>
           <w:color w:val="003A70"/>
+          <w:sz w:val="22"/>
+          <w:szCs w:val="18"/>
+        </w:rPr>
+        <w:t xml:space="preserve">Step 1</w:t>
+      </w:r>
+      <w:r>
+        <w:rPr>
+          <w:rFonts w:ascii="Avenir Next" w:hAnsi="Avenir Next" w:cs="Avenir Next" w:eastAsia="Avenir Next"/>
+          <w:color w:val="1A1A1A"/>
           <w:sz w:val="18"/>
           <w:szCs w:val="18"/>
         </w:rPr>
-        <w:t xml:space="preserve">Step 1</w:t>
-      </w:r>
-      <w:r>
-        <w:rPr>
-          <w:rFonts w:ascii="Avenir Next" w:hAnsi="Avenir Next" w:cs="Avenir Next" w:eastAsia="Avenir Next"/>
-          <w:color w:val="1A1A1A"/>
-          <w:sz w:val="18"/>
-          <w:szCs w:val="18"/>
-        </w:rPr>
         <w:tab/>
       </w:r>
       <w:r>
@@ -1235,17 +1244,17 @@
         <w:rPr>
           <w:rFonts w:ascii="Avenir Next" w:hAnsi="Avenir Next" w:cs="Avenir Next" w:eastAsia="Avenir Next"/>
           <w:color w:val="1A1A1A"/>
+          <w:sz w:val="22"/>
+          <w:szCs w:val="21"/>
+        </w:rPr>
+        <w:t xml:space="preserve"> depends on </w:t>
+      </w:r>
+      <w:r>
+        <w:rPr>
+          <w:rFonts w:ascii="Avenir Next" w:hAnsi="Avenir Next" w:cs="Avenir Next" w:eastAsia="Avenir Next"/>
+          <w:color w:val="1A1A1A"/>
           <w:sz w:val="21"/>
           <w:szCs w:val="21"/>
-        </w:rPr>
-        <w:t xml:space="preserve"> depends on </w:t>
-      </w:r>
-      <w:r>
-        <w:rPr>
-          <w:rFonts w:ascii="Avenir Next" w:hAnsi="Avenir Next" w:cs="Avenir Next" w:eastAsia="Avenir Next"/>
-          <w:color w:val="1A1A1A"/>
-          <w:sz w:val="21"/>
-          <w:szCs w:val="21"/>
           <w:u w:val="single"/>
         </w:rPr>
         <w:t xml:space="preserve">                </w:t>
@@ -1254,7 +1263,7 @@
         <w:rPr>
           <w:rFonts w:ascii="Avenir Next" w:hAnsi="Avenir Next" w:cs="Avenir Next" w:eastAsia="Avenir Next"/>
           <w:color w:val="1A1A1A"/>
-          <w:sz w:val="21"/>
+          <w:sz w:val="22"/>
           <w:szCs w:val="21"/>
         </w:rPr>
         <w:t xml:space="preserve">.</w:t>
@@ -1274,25 +1283,25 @@
           <w:rFonts w:ascii="Avenir Next" w:hAnsi="Avenir Next" w:cs="Avenir Next" w:eastAsia="Avenir Next"/>
           <w:b/>
           <w:color w:val="003A70"/>
+          <w:sz w:val="22"/>
+          <w:szCs w:val="18"/>
+        </w:rPr>
+        <w:t xml:space="preserve">Step 2</w:t>
+      </w:r>
+      <w:r>
+        <w:rPr>
+          <w:rFonts w:ascii="Avenir Next" w:hAnsi="Avenir Next" w:cs="Avenir Next" w:eastAsia="Avenir Next"/>
+          <w:color w:val="1A1A1A"/>
           <w:sz w:val="18"/>
           <w:szCs w:val="18"/>
         </w:rPr>
-        <w:t xml:space="preserve">Step 2</w:t>
-      </w:r>
-      <w:r>
-        <w:rPr>
-          <w:rFonts w:ascii="Avenir Next" w:hAnsi="Avenir Next" w:cs="Avenir Next" w:eastAsia="Avenir Next"/>
-          <w:color w:val="1A1A1A"/>
-          <w:sz w:val="18"/>
-          <w:szCs w:val="18"/>
-        </w:rPr>
         <w:tab/>
       </w:r>
       <w:r>
         <w:rPr>
           <w:rFonts w:ascii="Avenir Next" w:hAnsi="Avenir Next" w:cs="Avenir Next" w:eastAsia="Avenir Next"/>
           <w:color w:val="1A1A1A"/>
-          <w:sz w:val="21"/>
+          <w:sz w:val="22"/>
           <w:szCs w:val="21"/>
         </w:rPr>
         <w:t xml:space="preserve">Independent (</w:t>
@@ -1302,7 +1311,7 @@
           <w:rFonts w:ascii="Avenir Next" w:hAnsi="Avenir Next" w:cs="Avenir Next" w:eastAsia="Avenir Next"/>
           <w:i/>
           <w:color w:val="1A1A1A"/>
-          <w:sz w:val="21"/>
+          <w:sz w:val="22"/>
           <w:szCs w:val="21"/>
         </w:rPr>
         <w:t xml:space="preserve">x</w:t>
@@ -1311,7 +1320,7 @@
         <w:rPr>
           <w:rFonts w:ascii="Avenir Next" w:hAnsi="Avenir Next" w:cs="Avenir Next" w:eastAsia="Avenir Next"/>
           <w:color w:val="1A1A1A"/>
-          <w:sz w:val="21"/>
+          <w:sz w:val="22"/>
           <w:szCs w:val="21"/>
         </w:rPr>
         <w:t xml:space="preserve">): </w:t>
@@ -1341,54 +1350,54 @@
           <w:rFonts w:ascii="Avenir Next" w:hAnsi="Avenir Next" w:cs="Avenir Next" w:eastAsia="Avenir Next"/>
           <w:b/>
           <w:color w:val="003A70"/>
+          <w:sz w:val="22"/>
+          <w:szCs w:val="18"/>
+        </w:rPr>
+        <w:t xml:space="preserve">Step 3</w:t>
+      </w:r>
+      <w:r>
+        <w:rPr>
+          <w:rFonts w:ascii="Avenir Next" w:hAnsi="Avenir Next" w:cs="Avenir Next" w:eastAsia="Avenir Next"/>
+          <w:color w:val="1A1A1A"/>
           <w:sz w:val="18"/>
           <w:szCs w:val="18"/>
         </w:rPr>
-        <w:t xml:space="preserve">Step 3</w:t>
-      </w:r>
-      <w:r>
-        <w:rPr>
-          <w:rFonts w:ascii="Avenir Next" w:hAnsi="Avenir Next" w:cs="Avenir Next" w:eastAsia="Avenir Next"/>
-          <w:color w:val="1A1A1A"/>
-          <w:sz w:val="18"/>
-          <w:szCs w:val="18"/>
-        </w:rPr>
         <w:tab/>
       </w:r>
       <w:r>
         <w:rPr>
           <w:rFonts w:ascii="Avenir Next" w:hAnsi="Avenir Next" w:cs="Avenir Next" w:eastAsia="Avenir Next"/>
           <w:color w:val="1A1A1A"/>
+          <w:sz w:val="22"/>
+          <w:szCs w:val="21"/>
+        </w:rPr>
+        <w:t xml:space="preserve">Dependent (</w:t>
+      </w:r>
+      <w:r>
+        <w:rPr>
+          <w:rFonts w:ascii="Avenir Next" w:hAnsi="Avenir Next" w:cs="Avenir Next" w:eastAsia="Avenir Next"/>
+          <w:i/>
+          <w:color w:val="1A1A1A"/>
+          <w:sz w:val="22"/>
+          <w:szCs w:val="21"/>
+        </w:rPr>
+        <w:t xml:space="preserve">y</w:t>
+      </w:r>
+      <w:r>
+        <w:rPr>
+          <w:rFonts w:ascii="Avenir Next" w:hAnsi="Avenir Next" w:cs="Avenir Next" w:eastAsia="Avenir Next"/>
+          <w:color w:val="1A1A1A"/>
+          <w:sz w:val="22"/>
+          <w:szCs w:val="21"/>
+        </w:rPr>
+        <w:t xml:space="preserve">): </w:t>
+      </w:r>
+      <w:r>
+        <w:rPr>
+          <w:rFonts w:ascii="Avenir Next" w:hAnsi="Avenir Next" w:cs="Avenir Next" w:eastAsia="Avenir Next"/>
+          <w:color w:val="1A1A1A"/>
           <w:sz w:val="21"/>
           <w:szCs w:val="21"/>
-        </w:rPr>
-        <w:t xml:space="preserve">Dependent (</w:t>
-      </w:r>
-      <w:r>
-        <w:rPr>
-          <w:rFonts w:ascii="Avenir Next" w:hAnsi="Avenir Next" w:cs="Avenir Next" w:eastAsia="Avenir Next"/>
-          <w:i/>
-          <w:color w:val="1A1A1A"/>
-          <w:sz w:val="21"/>
-          <w:szCs w:val="21"/>
-        </w:rPr>
-        <w:t xml:space="preserve">y</w:t>
-      </w:r>
-      <w:r>
-        <w:rPr>
-          <w:rFonts w:ascii="Avenir Next" w:hAnsi="Avenir Next" w:cs="Avenir Next" w:eastAsia="Avenir Next"/>
-          <w:color w:val="1A1A1A"/>
-          <w:sz w:val="21"/>
-          <w:szCs w:val="21"/>
-        </w:rPr>
-        <w:t xml:space="preserve">): </w:t>
-      </w:r>
-      <w:r>
-        <w:rPr>
-          <w:rFonts w:ascii="Avenir Next" w:hAnsi="Avenir Next" w:cs="Avenir Next" w:eastAsia="Avenir Next"/>
-          <w:color w:val="1A1A1A"/>
-          <w:sz w:val="21"/>
-          <w:szCs w:val="21"/>
           <w:u w:val="single"/>
         </w:rPr>
         <w:t xml:space="preserve">                </w:t>
@@ -1401,6 +1410,7 @@
     </w:p>
     <w:p>
       <w:pPr>
+        <w:pStyle w:val="Heading2"/>
         <w:keepNext/>
         <w:pBdr>
           <w:bottom w:val="single" w:sz="8" w:space="3" w:color="003A70"/>
@@ -1416,7 +1426,7 @@
           <w:b/>
           <w:color w:val="003A70"/>
           <w:spacing w:val="14"/>
-          <w:sz w:val="19"/>
+          <w:sz w:val="22"/>
           <w:szCs w:val="19"/>
         </w:rPr>
         <w:t xml:space="preserve">YOUR TURN</w:t>
@@ -1435,7 +1445,7 @@
           <w:rFonts w:ascii="Avenir Next" w:hAnsi="Avenir Next" w:cs="Avenir Next" w:eastAsia="Avenir Next"/>
           <w:i/>
           <w:color w:val="5A5F66"/>
-          <w:sz w:val="17"/>
+          <w:sz w:val="22"/>
           <w:szCs w:val="17"/>
         </w:rPr>
         <w:t xml:space="preserve">use the steps on your own</w:t>
@@ -1960,7 +1970,7 @@
           <w:caps/>
           <w:color w:val="003A70"/>
           <w:spacing w:val="12"/>
-          <w:sz w:val="19"/>
+          <w:sz w:val="22"/>
           <w:szCs w:val="19"/>
         </w:rPr>
         <w:t xml:space="preserve">Lesson 9-2  ·  Session 1  ·  Prerequisite Practice B  ·  Skill 2 of 2</w:t>
@@ -1968,6 +1978,7 @@
     </w:p>
     <w:p>
       <w:pPr>
+        <w:pStyle w:val="Heading1"/>
         <w:keepNext/>
         <w:spacing w:before="0" w:after="10" w:line="240" w:lineRule="auto"/>
       </w:pPr>
@@ -1993,7 +2004,7 @@
         <w:rPr>
           <w:rFonts w:ascii="Avenir Next" w:hAnsi="Avenir Next" w:cs="Avenir Next" w:eastAsia="Avenir Next"/>
           <w:color w:val="5A5F66"/>
-          <w:sz w:val="17"/>
+          <w:sz w:val="22"/>
           <w:szCs w:val="17"/>
         </w:rPr>
         <w:t xml:space="preserve">Builds on Lesson 9-1 Session 2 · 6.EE.C.9</w:t>
@@ -2036,6 +2047,7 @@
           </w:tcPr>
           <w:p>
             <w:pPr>
+              <w:pStyle w:val="Heading2"/>
               <w:spacing w:before="0" w:after="0" w:line="252" w:lineRule="auto"/>
             </w:pPr>
             <w:r>
@@ -2065,7 +2077,7 @@
               <w:rPr>
                 <w:rFonts w:ascii="Avenir Next" w:hAnsi="Avenir Next" w:cs="Avenir Next" w:eastAsia="Avenir Next"/>
                 <w:color w:val="1A1A1A"/>
-                <w:sz w:val="20"/>
+                <w:sz w:val="22"/>
                 <w:szCs w:val="20"/>
               </w:rPr>
               <w:t xml:space="preserve">You will fill a table for $9 per dog, then plot the points.</w:t>
@@ -2085,6 +2097,7 @@
           </w:tcPr>
           <w:p>
             <w:pPr>
+              <w:pStyle w:val="Heading2"/>
               <w:spacing w:before="0" w:after="0" w:line="252" w:lineRule="auto"/>
             </w:pPr>
             <w:r>
@@ -2114,7 +2127,7 @@
               <w:rPr>
                 <w:rFonts w:ascii="Avenir Next" w:hAnsi="Avenir Next" w:cs="Avenir Next" w:eastAsia="Avenir Next"/>
                 <w:color w:val="1A1A1A"/>
-                <w:sz w:val="20"/>
+                <w:sz w:val="22"/>
                 <w:szCs w:val="20"/>
               </w:rPr>
               <w:t xml:space="preserve">Use a rule to find </w:t>
@@ -2124,7 +2137,7 @@
                 <w:rFonts w:ascii="Avenir Next" w:hAnsi="Avenir Next" w:cs="Avenir Next" w:eastAsia="Avenir Next"/>
                 <w:i/>
                 <w:color w:val="1A1A1A"/>
-                <w:sz w:val="20"/>
+                <w:sz w:val="22"/>
                 <w:szCs w:val="20"/>
               </w:rPr>
               <w:t xml:space="preserve">y</w:t>
@@ -2133,7 +2146,7 @@
               <w:rPr>
                 <w:rFonts w:ascii="Avenir Next" w:hAnsi="Avenir Next" w:cs="Avenir Next" w:eastAsia="Avenir Next"/>
                 <w:color w:val="1A1A1A"/>
-                <w:sz w:val="20"/>
+                <w:sz w:val="22"/>
                 <w:szCs w:val="20"/>
               </w:rPr>
               <w:t xml:space="preserve"> for each </w:t>
@@ -2143,7 +2156,7 @@
                 <w:rFonts w:ascii="Avenir Next" w:hAnsi="Avenir Next" w:cs="Avenir Next" w:eastAsia="Avenir Next"/>
                 <w:i/>
                 <w:color w:val="1A1A1A"/>
-                <w:sz w:val="20"/>
+                <w:sz w:val="22"/>
                 <w:szCs w:val="20"/>
               </w:rPr>
               <w:t xml:space="preserve">x</w:t>
@@ -2152,7 +2165,7 @@
               <w:rPr>
                 <w:rFonts w:ascii="Avenir Next" w:hAnsi="Avenir Next" w:cs="Avenir Next" w:eastAsia="Avenir Next"/>
                 <w:color w:val="1A1A1A"/>
-                <w:sz w:val="20"/>
+                <w:sz w:val="22"/>
                 <w:szCs w:val="20"/>
               </w:rPr>
               <w:t xml:space="preserve">, like 9 × 3 = 27.  </w:t>
@@ -2162,7 +2175,7 @@
                 <w:rFonts w:ascii="Avenir Next" w:hAnsi="Avenir Next" w:cs="Avenir Next" w:eastAsia="Avenir Next"/>
                 <w:b/>
                 <w:color w:val="1A1A1A"/>
-                <w:sz w:val="20"/>
+                <w:sz w:val="22"/>
                 <w:szCs w:val="20"/>
               </w:rPr>
               <w:t xml:space="preserve">You will use it in Practice Form A, problems 2, 5, and 8.</w:t>
@@ -2173,6 +2186,7 @@
     </w:tbl>
     <w:p>
       <w:pPr>
+        <w:pStyle w:val="Heading2"/>
         <w:keepNext/>
         <w:pBdr>
           <w:bottom w:val="single" w:sz="8" w:space="3" w:color="003A70"/>
@@ -2188,7 +2202,7 @@
           <w:b/>
           <w:color w:val="003A70"/>
           <w:spacing w:val="14"/>
-          <w:sz w:val="19"/>
+          <w:sz w:val="22"/>
           <w:szCs w:val="19"/>
         </w:rPr>
         <w:t xml:space="preserve">STEPS TO FOLLOW</w:t>
@@ -2207,7 +2221,7 @@
           <w:rFonts w:ascii="Avenir Next" w:hAnsi="Avenir Next" w:cs="Avenir Next" w:eastAsia="Avenir Next"/>
           <w:i/>
           <w:color w:val="5A5F66"/>
-          <w:sz w:val="17"/>
+          <w:sz w:val="22"/>
           <w:szCs w:val="17"/>
         </w:rPr>
         <w:t xml:space="preserve">use these same steps on every problem</w:t>
@@ -2249,6 +2263,7 @@
           </w:tcPr>
           <w:p>
             <w:pPr>
+              <w:pStyle w:val="Heading1"/>
               <w:spacing w:before="0" w:after="0" w:line="240" w:lineRule="auto"/>
               <w:jc w:val="center"/>
             </w:pPr>
@@ -2277,7 +2292,7 @@
               <w:rPr>
                 <w:rFonts w:ascii="Avenir Next" w:hAnsi="Avenir Next" w:cs="Avenir Next" w:eastAsia="Avenir Next"/>
                 <w:color w:val="1A1A1A"/>
-                <w:sz w:val="21"/>
+                <w:sz w:val="22"/>
                 <w:szCs w:val="21"/>
               </w:rPr>
               <w:t xml:space="preserve">Write the </w:t>
@@ -2287,7 +2302,7 @@
                 <w:rFonts w:ascii="Avenir Next" w:hAnsi="Avenir Next" w:cs="Avenir Next" w:eastAsia="Avenir Next"/>
                 <w:b/>
                 <w:color w:val="1A1A1A"/>
-                <w:sz w:val="21"/>
+                <w:sz w:val="22"/>
                 <w:szCs w:val="21"/>
               </w:rPr>
               <w:t xml:space="preserve">rule</w:t>
@@ -2296,7 +2311,7 @@
               <w:rPr>
                 <w:rFonts w:ascii="Avenir Next" w:hAnsi="Avenir Next" w:cs="Avenir Next" w:eastAsia="Avenir Next"/>
                 <w:color w:val="1A1A1A"/>
-                <w:sz w:val="21"/>
+                <w:sz w:val="22"/>
                 <w:szCs w:val="21"/>
               </w:rPr>
               <w:t xml:space="preserve">, like </w:t>
@@ -2306,7 +2321,7 @@
                 <w:rFonts w:ascii="Avenir Next" w:hAnsi="Avenir Next" w:cs="Avenir Next" w:eastAsia="Avenir Next"/>
                 <w:i/>
                 <w:color w:val="1A1A1A"/>
-                <w:sz w:val="21"/>
+                <w:sz w:val="22"/>
                 <w:szCs w:val="21"/>
               </w:rPr>
               <w:t xml:space="preserve">y</w:t>
@@ -2315,7 +2330,7 @@
               <w:rPr>
                 <w:rFonts w:ascii="Avenir Next" w:hAnsi="Avenir Next" w:cs="Avenir Next" w:eastAsia="Avenir Next"/>
                 <w:color w:val="1A1A1A"/>
-                <w:sz w:val="21"/>
+                <w:sz w:val="22"/>
                 <w:szCs w:val="21"/>
               </w:rPr>
               <w:t xml:space="preserve"> = 9</w:t>
@@ -2325,7 +2340,7 @@
                 <w:rFonts w:ascii="Avenir Next" w:hAnsi="Avenir Next" w:cs="Avenir Next" w:eastAsia="Avenir Next"/>
                 <w:i/>
                 <w:color w:val="1A1A1A"/>
-                <w:sz w:val="21"/>
+                <w:sz w:val="22"/>
                 <w:szCs w:val="21"/>
               </w:rPr>
               <w:t xml:space="preserve">x</w:t>
@@ -2334,7 +2349,7 @@
               <w:rPr>
                 <w:rFonts w:ascii="Avenir Next" w:hAnsi="Avenir Next" w:cs="Avenir Next" w:eastAsia="Avenir Next"/>
                 <w:color w:val="1A1A1A"/>
-                <w:sz w:val="21"/>
+                <w:sz w:val="22"/>
                 <w:szCs w:val="21"/>
               </w:rPr>
               <w:t xml:space="preserve">.</w:t>
@@ -2353,6 +2368,7 @@
           </w:tcPr>
           <w:p>
             <w:pPr>
+              <w:pStyle w:val="Heading1"/>
               <w:spacing w:before="0" w:after="0" w:line="240" w:lineRule="auto"/>
               <w:jc w:val="center"/>
             </w:pPr>
@@ -2382,7 +2398,7 @@
                 <w:rFonts w:ascii="Avenir Next" w:hAnsi="Avenir Next" w:cs="Avenir Next" w:eastAsia="Avenir Next"/>
                 <w:b/>
                 <w:color w:val="1A1A1A"/>
-                <w:sz w:val="21"/>
+                <w:sz w:val="22"/>
                 <w:szCs w:val="21"/>
               </w:rPr>
               <w:t xml:space="preserve">Put in</w:t>
@@ -2391,7 +2407,7 @@
               <w:rPr>
                 <w:rFonts w:ascii="Avenir Next" w:hAnsi="Avenir Next" w:cs="Avenir Next" w:eastAsia="Avenir Next"/>
                 <w:color w:val="1A1A1A"/>
-                <w:sz w:val="21"/>
+                <w:sz w:val="22"/>
                 <w:szCs w:val="21"/>
               </w:rPr>
               <w:t xml:space="preserve"> each </w:t>
@@ -2401,7 +2417,7 @@
                 <w:rFonts w:ascii="Avenir Next" w:hAnsi="Avenir Next" w:cs="Avenir Next" w:eastAsia="Avenir Next"/>
                 <w:i/>
                 <w:color w:val="1A1A1A"/>
-                <w:sz w:val="21"/>
+                <w:sz w:val="22"/>
                 <w:szCs w:val="21"/>
               </w:rPr>
               <w:t xml:space="preserve">x</w:t>
@@ -2410,7 +2426,7 @@
               <w:rPr>
                 <w:rFonts w:ascii="Avenir Next" w:hAnsi="Avenir Next" w:cs="Avenir Next" w:eastAsia="Avenir Next"/>
                 <w:color w:val="1A1A1A"/>
-                <w:sz w:val="21"/>
+                <w:sz w:val="22"/>
                 <w:szCs w:val="21"/>
               </w:rPr>
               <w:t xml:space="preserve">-value.</w:t>
@@ -2429,6 +2445,7 @@
           </w:tcPr>
           <w:p>
             <w:pPr>
+              <w:pStyle w:val="Heading1"/>
               <w:spacing w:before="0" w:after="0" w:line="240" w:lineRule="auto"/>
               <w:jc w:val="center"/>
             </w:pPr>
@@ -2458,7 +2475,7 @@
                 <w:rFonts w:ascii="Avenir Next" w:hAnsi="Avenir Next" w:cs="Avenir Next" w:eastAsia="Avenir Next"/>
                 <w:b/>
                 <w:color w:val="1A1A1A"/>
-                <w:sz w:val="21"/>
+                <w:sz w:val="22"/>
                 <w:szCs w:val="21"/>
               </w:rPr>
               <w:t xml:space="preserve">Compute</w:t>
@@ -2467,7 +2484,7 @@
               <w:rPr>
                 <w:rFonts w:ascii="Avenir Next" w:hAnsi="Avenir Next" w:cs="Avenir Next" w:eastAsia="Avenir Next"/>
                 <w:color w:val="1A1A1A"/>
-                <w:sz w:val="21"/>
+                <w:sz w:val="22"/>
                 <w:szCs w:val="21"/>
               </w:rPr>
               <w:t xml:space="preserve"> and write each </w:t>
@@ -2477,7 +2494,7 @@
                 <w:rFonts w:ascii="Avenir Next" w:hAnsi="Avenir Next" w:cs="Avenir Next" w:eastAsia="Avenir Next"/>
                 <w:i/>
                 <w:color w:val="1A1A1A"/>
-                <w:sz w:val="21"/>
+                <w:sz w:val="22"/>
                 <w:szCs w:val="21"/>
               </w:rPr>
               <w:t xml:space="preserve">y</w:t>
@@ -2486,7 +2503,7 @@
               <w:rPr>
                 <w:rFonts w:ascii="Avenir Next" w:hAnsi="Avenir Next" w:cs="Avenir Next" w:eastAsia="Avenir Next"/>
                 <w:color w:val="1A1A1A"/>
-                <w:sz w:val="21"/>
+                <w:sz w:val="22"/>
                 <w:szCs w:val="21"/>
               </w:rPr>
               <w:t xml:space="preserve">-value in the table.</w:t>
@@ -2497,6 +2514,7 @@
     </w:tbl>
     <w:p>
       <w:pPr>
+        <w:pStyle w:val="Heading2"/>
         <w:keepNext/>
         <w:pBdr>
           <w:bottom w:val="single" w:sz="8" w:space="3" w:color="003A70"/>
@@ -2512,7 +2530,7 @@
           <w:b/>
           <w:color w:val="003A70"/>
           <w:spacing w:val="14"/>
-          <w:sz w:val="19"/>
+          <w:sz w:val="22"/>
           <w:szCs w:val="19"/>
         </w:rPr>
         <w:t xml:space="preserve">WATCH ME</w:t>
@@ -2531,7 +2549,7 @@
           <w:rFonts w:ascii="Avenir Next" w:hAnsi="Avenir Next" w:cs="Avenir Next" w:eastAsia="Avenir Next"/>
           <w:i/>
           <w:color w:val="5A5F66"/>
-          <w:sz w:val="17"/>
+          <w:sz w:val="22"/>
           <w:szCs w:val="17"/>
         </w:rPr>
         <w:t xml:space="preserve">the steps in action</w:t>
@@ -2546,7 +2564,7 @@
           <w:rFonts w:ascii="Avenir Next" w:hAnsi="Avenir Next" w:cs="Avenir Next" w:eastAsia="Avenir Next"/>
           <w:b/>
           <w:color w:val="1A1A1A"/>
-          <w:sz w:val="21"/>
+          <w:sz w:val="22"/>
           <w:szCs w:val="21"/>
         </w:rPr>
         <w:t xml:space="preserve">The rule is </w:t>
@@ -2557,7 +2575,7 @@
           <w:b/>
           <w:i/>
           <w:color w:val="1A1A1A"/>
-          <w:sz w:val="21"/>
+          <w:sz w:val="22"/>
           <w:szCs w:val="21"/>
         </w:rPr>
         <w:t xml:space="preserve">y</w:t>
@@ -2567,7 +2585,7 @@
           <w:rFonts w:ascii="Avenir Next" w:hAnsi="Avenir Next" w:cs="Avenir Next" w:eastAsia="Avenir Next"/>
           <w:b/>
           <w:color w:val="1A1A1A"/>
-          <w:sz w:val="21"/>
+          <w:sz w:val="22"/>
           <w:szCs w:val="21"/>
         </w:rPr>
         <w:t xml:space="preserve"> = 6</w:t>
@@ -2578,7 +2596,7 @@
           <w:b/>
           <w:i/>
           <w:color w:val="1A1A1A"/>
-          <w:sz w:val="21"/>
+          <w:sz w:val="22"/>
           <w:szCs w:val="21"/>
         </w:rPr>
         <w:t xml:space="preserve">x</w:t>
@@ -2588,7 +2606,7 @@
           <w:rFonts w:ascii="Avenir Next" w:hAnsi="Avenir Next" w:cs="Avenir Next" w:eastAsia="Avenir Next"/>
           <w:b/>
           <w:color w:val="1A1A1A"/>
-          <w:sz w:val="21"/>
+          <w:sz w:val="22"/>
           <w:szCs w:val="21"/>
         </w:rPr>
         <w:t xml:space="preserve">. Find </w:t>
@@ -2599,7 +2617,7 @@
           <w:b/>
           <w:i/>
           <w:color w:val="1A1A1A"/>
-          <w:sz w:val="21"/>
+          <w:sz w:val="22"/>
           <w:szCs w:val="21"/>
         </w:rPr>
         <w:t xml:space="preserve">y</w:t>
@@ -2609,7 +2627,7 @@
           <w:rFonts w:ascii="Avenir Next" w:hAnsi="Avenir Next" w:cs="Avenir Next" w:eastAsia="Avenir Next"/>
           <w:b/>
           <w:color w:val="1A1A1A"/>
-          <w:sz w:val="21"/>
+          <w:sz w:val="22"/>
           <w:szCs w:val="21"/>
         </w:rPr>
         <w:t xml:space="preserve"> for </w:t>
@@ -2620,7 +2638,7 @@
           <w:b/>
           <w:i/>
           <w:color w:val="1A1A1A"/>
-          <w:sz w:val="21"/>
+          <w:sz w:val="22"/>
           <w:szCs w:val="21"/>
         </w:rPr>
         <w:t xml:space="preserve">x</w:t>
@@ -2630,7 +2648,7 @@
           <w:rFonts w:ascii="Avenir Next" w:hAnsi="Avenir Next" w:cs="Avenir Next" w:eastAsia="Avenir Next"/>
           <w:b/>
           <w:color w:val="1A1A1A"/>
-          <w:sz w:val="21"/>
+          <w:sz w:val="22"/>
           <w:szCs w:val="21"/>
         </w:rPr>
         <w:t xml:space="preserve"> = 1, 2, 3.</w:t>
@@ -2649,18 +2667,18 @@
           <w:rFonts w:ascii="Avenir Next" w:hAnsi="Avenir Next" w:cs="Avenir Next" w:eastAsia="Avenir Next"/>
           <w:b/>
           <w:color w:val="003A70"/>
+          <w:sz w:val="22"/>
+          <w:szCs w:val="19"/>
+        </w:rPr>
+        <w:t xml:space="preserve">Step 1</w:t>
+      </w:r>
+      <w:r>
+        <w:rPr>
+          <w:rFonts w:ascii="Avenir Next" w:hAnsi="Avenir Next" w:cs="Avenir Next" w:eastAsia="Avenir Next"/>
+          <w:color w:val="1A1A1A"/>
           <w:sz w:val="19"/>
           <w:szCs w:val="19"/>
         </w:rPr>
-        <w:t xml:space="preserve">Step 1</w:t>
-      </w:r>
-      <w:r>
-        <w:rPr>
-          <w:rFonts w:ascii="Avenir Next" w:hAnsi="Avenir Next" w:cs="Avenir Next" w:eastAsia="Avenir Next"/>
-          <w:color w:val="1A1A1A"/>
-          <w:sz w:val="19"/>
-          <w:szCs w:val="19"/>
-        </w:rPr>
         <w:tab/>
       </w:r>
       <w:r>
@@ -2668,7 +2686,7 @@
           <w:rFonts w:ascii="Avenir Next" w:hAnsi="Avenir Next" w:cs="Avenir Next" w:eastAsia="Avenir Next"/>
           <w:i/>
           <w:color w:val="1A1A1A"/>
-          <w:sz w:val="21"/>
+          <w:sz w:val="22"/>
           <w:szCs w:val="21"/>
         </w:rPr>
         <w:t xml:space="preserve">y</w:t>
@@ -2677,7 +2695,7 @@
         <w:rPr>
           <w:rFonts w:ascii="Avenir Next" w:hAnsi="Avenir Next" w:cs="Avenir Next" w:eastAsia="Avenir Next"/>
           <w:color w:val="1A1A1A"/>
-          <w:sz w:val="21"/>
+          <w:sz w:val="22"/>
           <w:szCs w:val="21"/>
         </w:rPr>
         <w:t xml:space="preserve"> = 6</w:t>
@@ -2687,7 +2705,7 @@
           <w:rFonts w:ascii="Avenir Next" w:hAnsi="Avenir Next" w:cs="Avenir Next" w:eastAsia="Avenir Next"/>
           <w:i/>
           <w:color w:val="1A1A1A"/>
-          <w:sz w:val="21"/>
+          <w:sz w:val="22"/>
           <w:szCs w:val="21"/>
         </w:rPr>
         <w:t xml:space="preserve">x</w:t>
@@ -2706,25 +2724,25 @@
           <w:rFonts w:ascii="Avenir Next" w:hAnsi="Avenir Next" w:cs="Avenir Next" w:eastAsia="Avenir Next"/>
           <w:b/>
           <w:color w:val="003A70"/>
+          <w:sz w:val="22"/>
+          <w:szCs w:val="19"/>
+        </w:rPr>
+        <w:t xml:space="preserve">Step 2</w:t>
+      </w:r>
+      <w:r>
+        <w:rPr>
+          <w:rFonts w:ascii="Avenir Next" w:hAnsi="Avenir Next" w:cs="Avenir Next" w:eastAsia="Avenir Next"/>
+          <w:color w:val="1A1A1A"/>
           <w:sz w:val="19"/>
           <w:szCs w:val="19"/>
         </w:rPr>
-        <w:t xml:space="preserve">Step 2</w:t>
-      </w:r>
-      <w:r>
-        <w:rPr>
-          <w:rFonts w:ascii="Avenir Next" w:hAnsi="Avenir Next" w:cs="Avenir Next" w:eastAsia="Avenir Next"/>
-          <w:color w:val="1A1A1A"/>
-          <w:sz w:val="19"/>
-          <w:szCs w:val="19"/>
-        </w:rPr>
         <w:tab/>
       </w:r>
       <w:r>
         <w:rPr>
           <w:rFonts w:ascii="Avenir Next" w:hAnsi="Avenir Next" w:cs="Avenir Next" w:eastAsia="Avenir Next"/>
           <w:color w:val="1A1A1A"/>
-          <w:sz w:val="21"/>
+          <w:sz w:val="22"/>
           <w:szCs w:val="21"/>
         </w:rPr>
         <w:t xml:space="preserve">6 × 1, 6 × 2, 6 × 3</w:t>
@@ -2743,18 +2761,18 @@
           <w:rFonts w:ascii="Avenir Next" w:hAnsi="Avenir Next" w:cs="Avenir Next" w:eastAsia="Avenir Next"/>
           <w:b/>
           <w:color w:val="003A70"/>
+          <w:sz w:val="22"/>
+          <w:szCs w:val="19"/>
+        </w:rPr>
+        <w:t xml:space="preserve">Step 3</w:t>
+      </w:r>
+      <w:r>
+        <w:rPr>
+          <w:rFonts w:ascii="Avenir Next" w:hAnsi="Avenir Next" w:cs="Avenir Next" w:eastAsia="Avenir Next"/>
+          <w:color w:val="1A1A1A"/>
           <w:sz w:val="19"/>
           <w:szCs w:val="19"/>
         </w:rPr>
-        <w:t xml:space="preserve">Step 3</w:t>
-      </w:r>
-      <w:r>
-        <w:rPr>
-          <w:rFonts w:ascii="Avenir Next" w:hAnsi="Avenir Next" w:cs="Avenir Next" w:eastAsia="Avenir Next"/>
-          <w:color w:val="1A1A1A"/>
-          <w:sz w:val="19"/>
-          <w:szCs w:val="19"/>
-        </w:rPr>
         <w:tab/>
       </w:r>
       <w:r>
@@ -2762,7 +2780,7 @@
           <w:rFonts w:ascii="Avenir Next" w:hAnsi="Avenir Next" w:cs="Avenir Next" w:eastAsia="Avenir Next"/>
           <w:i/>
           <w:color w:val="1A1A1A"/>
-          <w:sz w:val="21"/>
+          <w:sz w:val="22"/>
           <w:szCs w:val="21"/>
         </w:rPr>
         <w:t xml:space="preserve">y</w:t>
@@ -2771,7 +2789,7 @@
         <w:rPr>
           <w:rFonts w:ascii="Avenir Next" w:hAnsi="Avenir Next" w:cs="Avenir Next" w:eastAsia="Avenir Next"/>
           <w:color w:val="1A1A1A"/>
-          <w:sz w:val="21"/>
+          <w:sz w:val="22"/>
           <w:szCs w:val="21"/>
         </w:rPr>
         <w:t xml:space="preserve">: 6, 12, 18</w:t>
@@ -2790,18 +2808,18 @@
           <w:rFonts w:ascii="Avenir Next" w:hAnsi="Avenir Next" w:cs="Avenir Next" w:eastAsia="Avenir Next"/>
           <w:b/>
           <w:color w:val="1A1A1A"/>
+          <w:sz w:val="22"/>
+          <w:szCs w:val="21"/>
+        </w:rPr>
+        <w:t xml:space="preserve">Answer</w:t>
+      </w:r>
+      <w:r>
+        <w:rPr>
+          <w:rFonts w:ascii="Avenir Next" w:hAnsi="Avenir Next" w:cs="Avenir Next" w:eastAsia="Avenir Next"/>
+          <w:color w:val="1A1A1A"/>
           <w:sz w:val="21"/>
           <w:szCs w:val="21"/>
         </w:rPr>
-        <w:t xml:space="preserve">Answer</w:t>
-      </w:r>
-      <w:r>
-        <w:rPr>
-          <w:rFonts w:ascii="Avenir Next" w:hAnsi="Avenir Next" w:cs="Avenir Next" w:eastAsia="Avenir Next"/>
-          <w:color w:val="1A1A1A"/>
-          <w:sz w:val="21"/>
-          <w:szCs w:val="21"/>
-        </w:rPr>
         <w:tab/>
       </w:r>
       <w:r>
@@ -2809,7 +2827,7 @@
           <w:rFonts w:ascii="Avenir Next" w:hAnsi="Avenir Next" w:cs="Avenir Next" w:eastAsia="Avenir Next"/>
           <w:b/>
           <w:color w:val="1A1A1A"/>
-          <w:sz w:val="21"/>
+          <w:sz w:val="22"/>
           <w:szCs w:val="21"/>
         </w:rPr>
         <w:t xml:space="preserve">(1, 6), (2, 12), (3, 18)</w:t>
@@ -2817,6 +2835,7 @@
     </w:p>
     <w:p>
       <w:pPr>
+        <w:pStyle w:val="Heading2"/>
         <w:keepNext/>
         <w:pBdr>
           <w:bottom w:val="single" w:sz="8" w:space="3" w:color="003A70"/>
@@ -2832,7 +2851,7 @@
           <w:b/>
           <w:color w:val="003A70"/>
           <w:spacing w:val="14"/>
-          <w:sz w:val="19"/>
+          <w:sz w:val="22"/>
           <w:szCs w:val="19"/>
         </w:rPr>
         <w:t xml:space="preserve">TRY IT WITH HELP</w:t>
@@ -2851,7 +2870,7 @@
           <w:rFonts w:ascii="Avenir Next" w:hAnsi="Avenir Next" w:cs="Avenir Next" w:eastAsia="Avenir Next"/>
           <w:i/>
           <w:color w:val="5A5F66"/>
-          <w:sz w:val="17"/>
+          <w:sz w:val="22"/>
           <w:szCs w:val="17"/>
         </w:rPr>
         <w:t xml:space="preserve">fill in each step</w:t>
@@ -2947,64 +2966,64 @@
           <w:rFonts w:ascii="Avenir Next" w:hAnsi="Avenir Next" w:cs="Avenir Next" w:eastAsia="Avenir Next"/>
           <w:b/>
           <w:color w:val="003A70"/>
+          <w:sz w:val="22"/>
+          <w:szCs w:val="18"/>
+        </w:rPr>
+        <w:t xml:space="preserve">Step 1</w:t>
+      </w:r>
+      <w:r>
+        <w:rPr>
+          <w:rFonts w:ascii="Avenir Next" w:hAnsi="Avenir Next" w:cs="Avenir Next" w:eastAsia="Avenir Next"/>
+          <w:color w:val="1A1A1A"/>
           <w:sz w:val="18"/>
           <w:szCs w:val="18"/>
         </w:rPr>
-        <w:t xml:space="preserve">Step 1</w:t>
-      </w:r>
-      <w:r>
-        <w:rPr>
-          <w:rFonts w:ascii="Avenir Next" w:hAnsi="Avenir Next" w:cs="Avenir Next" w:eastAsia="Avenir Next"/>
-          <w:color w:val="1A1A1A"/>
-          <w:sz w:val="18"/>
-          <w:szCs w:val="18"/>
-        </w:rPr>
         <w:tab/>
       </w:r>
       <w:r>
         <w:rPr>
           <w:rFonts w:ascii="Avenir Next" w:hAnsi="Avenir Next" w:cs="Avenir Next" w:eastAsia="Avenir Next"/>
           <w:color w:val="1A1A1A"/>
+          <w:sz w:val="22"/>
+          <w:szCs w:val="21"/>
+        </w:rPr>
+        <w:t xml:space="preserve">Rule: </w:t>
+      </w:r>
+      <w:r>
+        <w:rPr>
+          <w:rFonts w:ascii="Avenir Next" w:hAnsi="Avenir Next" w:cs="Avenir Next" w:eastAsia="Avenir Next"/>
+          <w:i/>
+          <w:color w:val="1A1A1A"/>
+          <w:sz w:val="22"/>
+          <w:szCs w:val="21"/>
+        </w:rPr>
+        <w:t xml:space="preserve">y</w:t>
+      </w:r>
+      <w:r>
+        <w:rPr>
+          <w:rFonts w:ascii="Avenir Next" w:hAnsi="Avenir Next" w:cs="Avenir Next" w:eastAsia="Avenir Next"/>
+          <w:color w:val="1A1A1A"/>
+          <w:sz w:val="22"/>
+          <w:szCs w:val="21"/>
+        </w:rPr>
+        <w:t xml:space="preserve"> = </w:t>
+      </w:r>
+      <w:r>
+        <w:rPr>
+          <w:rFonts w:ascii="Avenir Next" w:hAnsi="Avenir Next" w:cs="Avenir Next" w:eastAsia="Avenir Next"/>
+          <w:color w:val="1A1A1A"/>
           <w:sz w:val="21"/>
           <w:szCs w:val="21"/>
-        </w:rPr>
-        <w:t xml:space="preserve">Rule: </w:t>
+          <w:u w:val="single"/>
+        </w:rPr>
+        <w:t xml:space="preserve">                </w:t>
       </w:r>
       <w:r>
         <w:rPr>
           <w:rFonts w:ascii="Avenir Next" w:hAnsi="Avenir Next" w:cs="Avenir Next" w:eastAsia="Avenir Next"/>
           <w:i/>
           <w:color w:val="1A1A1A"/>
-          <w:sz w:val="21"/>
-          <w:szCs w:val="21"/>
-        </w:rPr>
-        <w:t xml:space="preserve">y</w:t>
-      </w:r>
-      <w:r>
-        <w:rPr>
-          <w:rFonts w:ascii="Avenir Next" w:hAnsi="Avenir Next" w:cs="Avenir Next" w:eastAsia="Avenir Next"/>
-          <w:color w:val="1A1A1A"/>
-          <w:sz w:val="21"/>
-          <w:szCs w:val="21"/>
-        </w:rPr>
-        <w:t xml:space="preserve"> = </w:t>
-      </w:r>
-      <w:r>
-        <w:rPr>
-          <w:rFonts w:ascii="Avenir Next" w:hAnsi="Avenir Next" w:cs="Avenir Next" w:eastAsia="Avenir Next"/>
-          <w:color w:val="1A1A1A"/>
-          <w:sz w:val="21"/>
-          <w:szCs w:val="21"/>
-          <w:u w:val="single"/>
-        </w:rPr>
-        <w:t xml:space="preserve">                </w:t>
-      </w:r>
-      <w:r>
-        <w:rPr>
-          <w:rFonts w:ascii="Avenir Next" w:hAnsi="Avenir Next" w:cs="Avenir Next" w:eastAsia="Avenir Next"/>
-          <w:i/>
-          <w:color w:val="1A1A1A"/>
-          <w:sz w:val="21"/>
+          <w:sz w:val="22"/>
           <w:szCs w:val="21"/>
         </w:rPr>
         <w:t xml:space="preserve">x</w:t>
@@ -3024,25 +3043,25 @@
           <w:rFonts w:ascii="Avenir Next" w:hAnsi="Avenir Next" w:cs="Avenir Next" w:eastAsia="Avenir Next"/>
           <w:b/>
           <w:color w:val="003A70"/>
+          <w:sz w:val="22"/>
+          <w:szCs w:val="18"/>
+        </w:rPr>
+        <w:t xml:space="preserve">Step 2</w:t>
+      </w:r>
+      <w:r>
+        <w:rPr>
+          <w:rFonts w:ascii="Avenir Next" w:hAnsi="Avenir Next" w:cs="Avenir Next" w:eastAsia="Avenir Next"/>
+          <w:color w:val="1A1A1A"/>
           <w:sz w:val="18"/>
           <w:szCs w:val="18"/>
         </w:rPr>
-        <w:t xml:space="preserve">Step 2</w:t>
-      </w:r>
-      <w:r>
-        <w:rPr>
-          <w:rFonts w:ascii="Avenir Next" w:hAnsi="Avenir Next" w:cs="Avenir Next" w:eastAsia="Avenir Next"/>
-          <w:color w:val="1A1A1A"/>
-          <w:sz w:val="18"/>
-          <w:szCs w:val="18"/>
-        </w:rPr>
         <w:tab/>
       </w:r>
       <w:r>
         <w:rPr>
           <w:rFonts w:ascii="Avenir Next" w:hAnsi="Avenir Next" w:cs="Avenir Next" w:eastAsia="Avenir Next"/>
           <w:color w:val="1A1A1A"/>
-          <w:sz w:val="21"/>
+          <w:sz w:val="22"/>
           <w:szCs w:val="21"/>
         </w:rPr>
         <w:t xml:space="preserve">3 × 2 and 3 × </w:t>
@@ -3072,18 +3091,18 @@
           <w:rFonts w:ascii="Avenir Next" w:hAnsi="Avenir Next" w:cs="Avenir Next" w:eastAsia="Avenir Next"/>
           <w:b/>
           <w:color w:val="003A70"/>
+          <w:sz w:val="22"/>
+          <w:szCs w:val="18"/>
+        </w:rPr>
+        <w:t xml:space="preserve">Step 3</w:t>
+      </w:r>
+      <w:r>
+        <w:rPr>
+          <w:rFonts w:ascii="Avenir Next" w:hAnsi="Avenir Next" w:cs="Avenir Next" w:eastAsia="Avenir Next"/>
+          <w:color w:val="1A1A1A"/>
           <w:sz w:val="18"/>
           <w:szCs w:val="18"/>
         </w:rPr>
-        <w:t xml:space="preserve">Step 3</w:t>
-      </w:r>
-      <w:r>
-        <w:rPr>
-          <w:rFonts w:ascii="Avenir Next" w:hAnsi="Avenir Next" w:cs="Avenir Next" w:eastAsia="Avenir Next"/>
-          <w:color w:val="1A1A1A"/>
-          <w:sz w:val="18"/>
-          <w:szCs w:val="18"/>
-        </w:rPr>
         <w:tab/>
       </w:r>
       <w:r>
@@ -3091,26 +3110,26 @@
           <w:rFonts w:ascii="Avenir Next" w:hAnsi="Avenir Next" w:cs="Avenir Next" w:eastAsia="Avenir Next"/>
           <w:i/>
           <w:color w:val="1A1A1A"/>
+          <w:sz w:val="22"/>
+          <w:szCs w:val="21"/>
+        </w:rPr>
+        <w:t xml:space="preserve">y</w:t>
+      </w:r>
+      <w:r>
+        <w:rPr>
+          <w:rFonts w:ascii="Avenir Next" w:hAnsi="Avenir Next" w:cs="Avenir Next" w:eastAsia="Avenir Next"/>
+          <w:color w:val="1A1A1A"/>
+          <w:sz w:val="22"/>
+          <w:szCs w:val="21"/>
+        </w:rPr>
+        <w:t xml:space="preserve">: </w:t>
+      </w:r>
+      <w:r>
+        <w:rPr>
+          <w:rFonts w:ascii="Avenir Next" w:hAnsi="Avenir Next" w:cs="Avenir Next" w:eastAsia="Avenir Next"/>
+          <w:color w:val="1A1A1A"/>
           <w:sz w:val="21"/>
           <w:szCs w:val="21"/>
-        </w:rPr>
-        <w:t xml:space="preserve">y</w:t>
-      </w:r>
-      <w:r>
-        <w:rPr>
-          <w:rFonts w:ascii="Avenir Next" w:hAnsi="Avenir Next" w:cs="Avenir Next" w:eastAsia="Avenir Next"/>
-          <w:color w:val="1A1A1A"/>
-          <w:sz w:val="21"/>
-          <w:szCs w:val="21"/>
-        </w:rPr>
-        <w:t xml:space="preserve">: </w:t>
-      </w:r>
-      <w:r>
-        <w:rPr>
-          <w:rFonts w:ascii="Avenir Next" w:hAnsi="Avenir Next" w:cs="Avenir Next" w:eastAsia="Avenir Next"/>
-          <w:color w:val="1A1A1A"/>
-          <w:sz w:val="21"/>
-          <w:szCs w:val="21"/>
           <w:u w:val="single"/>
         </w:rPr>
         <w:t xml:space="preserve">                </w:t>
@@ -3119,7 +3138,7 @@
         <w:rPr>
           <w:rFonts w:ascii="Avenir Next" w:hAnsi="Avenir Next" w:cs="Avenir Next" w:eastAsia="Avenir Next"/>
           <w:color w:val="1A1A1A"/>
-          <w:sz w:val="21"/>
+          <w:sz w:val="22"/>
           <w:szCs w:val="21"/>
         </w:rPr>
         <w:t xml:space="preserve"> and </w:t>
@@ -3230,25 +3249,25 @@
           <w:rFonts w:ascii="Avenir Next" w:hAnsi="Avenir Next" w:cs="Avenir Next" w:eastAsia="Avenir Next"/>
           <w:b/>
           <w:color w:val="003A70"/>
+          <w:sz w:val="22"/>
+          <w:szCs w:val="18"/>
+        </w:rPr>
+        <w:t xml:space="preserve">Step 1</w:t>
+      </w:r>
+      <w:r>
+        <w:rPr>
+          <w:rFonts w:ascii="Avenir Next" w:hAnsi="Avenir Next" w:cs="Avenir Next" w:eastAsia="Avenir Next"/>
+          <w:color w:val="1A1A1A"/>
           <w:sz w:val="18"/>
           <w:szCs w:val="18"/>
         </w:rPr>
-        <w:t xml:space="preserve">Step 1</w:t>
-      </w:r>
-      <w:r>
-        <w:rPr>
-          <w:rFonts w:ascii="Avenir Next" w:hAnsi="Avenir Next" w:cs="Avenir Next" w:eastAsia="Avenir Next"/>
-          <w:color w:val="1A1A1A"/>
-          <w:sz w:val="18"/>
-          <w:szCs w:val="18"/>
-        </w:rPr>
         <w:tab/>
       </w:r>
       <w:r>
         <w:rPr>
           <w:rFonts w:ascii="Avenir Next" w:hAnsi="Avenir Next" w:cs="Avenir Next" w:eastAsia="Avenir Next"/>
           <w:color w:val="1A1A1A"/>
-          <w:sz w:val="21"/>
+          <w:sz w:val="22"/>
           <w:szCs w:val="21"/>
         </w:rPr>
         <w:t xml:space="preserve">Rule: </w:t>
@@ -3258,7 +3277,7 @@
           <w:rFonts w:ascii="Avenir Next" w:hAnsi="Avenir Next" w:cs="Avenir Next" w:eastAsia="Avenir Next"/>
           <w:i/>
           <w:color w:val="1A1A1A"/>
-          <w:sz w:val="21"/>
+          <w:sz w:val="22"/>
           <w:szCs w:val="21"/>
         </w:rPr>
         <w:t xml:space="preserve">y</w:t>
@@ -3267,7 +3286,7 @@
         <w:rPr>
           <w:rFonts w:ascii="Avenir Next" w:hAnsi="Avenir Next" w:cs="Avenir Next" w:eastAsia="Avenir Next"/>
           <w:color w:val="1A1A1A"/>
-          <w:sz w:val="21"/>
+          <w:sz w:val="22"/>
           <w:szCs w:val="21"/>
         </w:rPr>
         <w:t xml:space="preserve"> = 3</w:t>
@@ -3277,7 +3296,7 @@
           <w:rFonts w:ascii="Avenir Next" w:hAnsi="Avenir Next" w:cs="Avenir Next" w:eastAsia="Avenir Next"/>
           <w:i/>
           <w:color w:val="1A1A1A"/>
-          <w:sz w:val="21"/>
+          <w:sz w:val="22"/>
           <w:szCs w:val="21"/>
         </w:rPr>
         <w:t xml:space="preserve">x</w:t>
@@ -3286,7 +3305,7 @@
         <w:rPr>
           <w:rFonts w:ascii="Avenir Next" w:hAnsi="Avenir Next" w:cs="Avenir Next" w:eastAsia="Avenir Next"/>
           <w:color w:val="1A1A1A"/>
-          <w:sz w:val="21"/>
+          <w:sz w:val="22"/>
           <w:szCs w:val="21"/>
         </w:rPr>
         <w:t xml:space="preserve"> + </w:t>
@@ -3316,35 +3335,35 @@
           <w:rFonts w:ascii="Avenir Next" w:hAnsi="Avenir Next" w:cs="Avenir Next" w:eastAsia="Avenir Next"/>
           <w:b/>
           <w:color w:val="003A70"/>
+          <w:sz w:val="22"/>
+          <w:szCs w:val="18"/>
+        </w:rPr>
+        <w:t xml:space="preserve">Step 2</w:t>
+      </w:r>
+      <w:r>
+        <w:rPr>
+          <w:rFonts w:ascii="Avenir Next" w:hAnsi="Avenir Next" w:cs="Avenir Next" w:eastAsia="Avenir Next"/>
+          <w:color w:val="1A1A1A"/>
           <w:sz w:val="18"/>
           <w:szCs w:val="18"/>
         </w:rPr>
-        <w:t xml:space="preserve">Step 2</w:t>
-      </w:r>
-      <w:r>
-        <w:rPr>
-          <w:rFonts w:ascii="Avenir Next" w:hAnsi="Avenir Next" w:cs="Avenir Next" w:eastAsia="Avenir Next"/>
-          <w:color w:val="1A1A1A"/>
-          <w:sz w:val="18"/>
-          <w:szCs w:val="18"/>
-        </w:rPr>
         <w:tab/>
       </w:r>
       <w:r>
         <w:rPr>
           <w:rFonts w:ascii="Avenir Next" w:hAnsi="Avenir Next" w:cs="Avenir Next" w:eastAsia="Avenir Next"/>
           <w:color w:val="1A1A1A"/>
+          <w:sz w:val="22"/>
+          <w:szCs w:val="21"/>
+        </w:rPr>
+        <w:t xml:space="preserve">3 × 1 + 5 and 3 × </w:t>
+      </w:r>
+      <w:r>
+        <w:rPr>
+          <w:rFonts w:ascii="Avenir Next" w:hAnsi="Avenir Next" w:cs="Avenir Next" w:eastAsia="Avenir Next"/>
+          <w:color w:val="1A1A1A"/>
           <w:sz w:val="21"/>
           <w:szCs w:val="21"/>
-        </w:rPr>
-        <w:t xml:space="preserve">3 × 1 + 5 and 3 × </w:t>
-      </w:r>
-      <w:r>
-        <w:rPr>
-          <w:rFonts w:ascii="Avenir Next" w:hAnsi="Avenir Next" w:cs="Avenir Next" w:eastAsia="Avenir Next"/>
-          <w:color w:val="1A1A1A"/>
-          <w:sz w:val="21"/>
-          <w:szCs w:val="21"/>
           <w:u w:val="single"/>
         </w:rPr>
         <w:t xml:space="preserve">                </w:t>
@@ -3353,7 +3372,7 @@
         <w:rPr>
           <w:rFonts w:ascii="Avenir Next" w:hAnsi="Avenir Next" w:cs="Avenir Next" w:eastAsia="Avenir Next"/>
           <w:color w:val="1A1A1A"/>
-          <w:sz w:val="21"/>
+          <w:sz w:val="22"/>
           <w:szCs w:val="21"/>
         </w:rPr>
         <w:t xml:space="preserve"> + 5</w:t>
@@ -3373,18 +3392,18 @@
           <w:rFonts w:ascii="Avenir Next" w:hAnsi="Avenir Next" w:cs="Avenir Next" w:eastAsia="Avenir Next"/>
           <w:b/>
           <w:color w:val="003A70"/>
+          <w:sz w:val="22"/>
+          <w:szCs w:val="18"/>
+        </w:rPr>
+        <w:t xml:space="preserve">Step 3</w:t>
+      </w:r>
+      <w:r>
+        <w:rPr>
+          <w:rFonts w:ascii="Avenir Next" w:hAnsi="Avenir Next" w:cs="Avenir Next" w:eastAsia="Avenir Next"/>
+          <w:color w:val="1A1A1A"/>
           <w:sz w:val="18"/>
           <w:szCs w:val="18"/>
         </w:rPr>
-        <w:t xml:space="preserve">Step 3</w:t>
-      </w:r>
-      <w:r>
-        <w:rPr>
-          <w:rFonts w:ascii="Avenir Next" w:hAnsi="Avenir Next" w:cs="Avenir Next" w:eastAsia="Avenir Next"/>
-          <w:color w:val="1A1A1A"/>
-          <w:sz w:val="18"/>
-          <w:szCs w:val="18"/>
-        </w:rPr>
         <w:tab/>
       </w:r>
       <w:r>
@@ -3392,10 +3411,38 @@
           <w:rFonts w:ascii="Avenir Next" w:hAnsi="Avenir Next" w:cs="Avenir Next" w:eastAsia="Avenir Next"/>
           <w:i/>
           <w:color w:val="1A1A1A"/>
+          <w:sz w:val="22"/>
+          <w:szCs w:val="21"/>
+        </w:rPr>
+        <w:t xml:space="preserve">y</w:t>
+      </w:r>
+      <w:r>
+        <w:rPr>
+          <w:rFonts w:ascii="Avenir Next" w:hAnsi="Avenir Next" w:cs="Avenir Next" w:eastAsia="Avenir Next"/>
+          <w:color w:val="1A1A1A"/>
+          <w:sz w:val="22"/>
+          <w:szCs w:val="21"/>
+        </w:rPr>
+        <w:t xml:space="preserve">: </w:t>
+      </w:r>
+      <w:r>
+        <w:rPr>
+          <w:rFonts w:ascii="Avenir Next" w:hAnsi="Avenir Next" w:cs="Avenir Next" w:eastAsia="Avenir Next"/>
+          <w:color w:val="1A1A1A"/>
           <w:sz w:val="21"/>
           <w:szCs w:val="21"/>
-        </w:rPr>
-        <w:t xml:space="preserve">y</w:t>
+          <w:u w:val="single"/>
+        </w:rPr>
+        <w:t xml:space="preserve">                </w:t>
+      </w:r>
+      <w:r>
+        <w:rPr>
+          <w:rFonts w:ascii="Avenir Next" w:hAnsi="Avenir Next" w:cs="Avenir Next" w:eastAsia="Avenir Next"/>
+          <w:color w:val="1A1A1A"/>
+          <w:sz w:val="22"/>
+          <w:szCs w:val="21"/>
+        </w:rPr>
+        <w:t xml:space="preserve"> and </w:t>
       </w:r>
       <w:r>
         <w:rPr>
@@ -3403,38 +3450,10 @@
           <w:color w:val="1A1A1A"/>
           <w:sz w:val="21"/>
           <w:szCs w:val="21"/>
-        </w:rPr>
-        <w:t xml:space="preserve">: </w:t>
-      </w:r>
-      <w:r>
-        <w:rPr>
-          <w:rFonts w:ascii="Avenir Next" w:hAnsi="Avenir Next" w:cs="Avenir Next" w:eastAsia="Avenir Next"/>
-          <w:color w:val="1A1A1A"/>
-          <w:sz w:val="21"/>
-          <w:szCs w:val="21"/>
           <w:u w:val="single"/>
         </w:rPr>
         <w:t xml:space="preserve">                </w:t>
       </w:r>
-      <w:r>
-        <w:rPr>
-          <w:rFonts w:ascii="Avenir Next" w:hAnsi="Avenir Next" w:cs="Avenir Next" w:eastAsia="Avenir Next"/>
-          <w:color w:val="1A1A1A"/>
-          <w:sz w:val="21"/>
-          <w:szCs w:val="21"/>
-        </w:rPr>
-        <w:t xml:space="preserve"> and </w:t>
-      </w:r>
-      <w:r>
-        <w:rPr>
-          <w:rFonts w:ascii="Avenir Next" w:hAnsi="Avenir Next" w:cs="Avenir Next" w:eastAsia="Avenir Next"/>
-          <w:color w:val="1A1A1A"/>
-          <w:sz w:val="21"/>
-          <w:szCs w:val="21"/>
-          <w:u w:val="single"/>
-        </w:rPr>
-        <w:t xml:space="preserve">                </w:t>
-      </w:r>
     </w:p>
     <w:p>
       <w:pPr>
@@ -3443,6 +3462,7 @@
     </w:p>
     <w:p>
       <w:pPr>
+        <w:pStyle w:val="Heading2"/>
         <w:keepNext/>
         <w:pBdr>
           <w:bottom w:val="single" w:sz="8" w:space="3" w:color="003A70"/>
@@ -3458,7 +3478,7 @@
           <w:b/>
           <w:color w:val="003A70"/>
           <w:spacing w:val="14"/>
-          <w:sz w:val="19"/>
+          <w:sz w:val="22"/>
           <w:szCs w:val="19"/>
         </w:rPr>
         <w:t xml:space="preserve">YOUR TURN</w:t>
@@ -3477,7 +3497,7 @@
           <w:rFonts w:ascii="Avenir Next" w:hAnsi="Avenir Next" w:cs="Avenir Next" w:eastAsia="Avenir Next"/>
           <w:i/>
           <w:color w:val="5A5F66"/>
-          <w:sz w:val="17"/>
+          <w:sz w:val="22"/>
           <w:szCs w:val="17"/>
         </w:rPr>
         <w:t xml:space="preserve">use the steps on your own</w:t>
@@ -3716,7 +3736,7 @@
                       <w:szCs w:val="22"/>
                       <w:u w:val="single"/>
                     </w:rPr>
-                    <w:t xml:space="preserve">      </w:t>
+                    <w:t xml:space="preserve">          </w:t>
                   </w:r>
                 </w:p>
               </w:tc>
@@ -3788,7 +3808,7 @@
                       <w:szCs w:val="22"/>
                       <w:u w:val="single"/>
                     </w:rPr>
-                    <w:t xml:space="preserve">      </w:t>
+                    <w:t xml:space="preserve">          </w:t>
                   </w:r>
                 </w:p>
               </w:tc>
@@ -3860,7 +3880,7 @@
                       <w:szCs w:val="22"/>
                       <w:u w:val="single"/>
                     </w:rPr>
-                    <w:t xml:space="preserve">      </w:t>
+                    <w:t xml:space="preserve">          </w:t>
                   </w:r>
                 </w:p>
               </w:tc>
@@ -3938,7 +3958,7 @@
                       <w:szCs w:val="22"/>
                       <w:u w:val="single"/>
                     </w:rPr>
-                    <w:t xml:space="preserve">      </w:t>
+                    <w:t xml:space="preserve">          </w:t>
                   </w:r>
                 </w:p>
               </w:tc>
@@ -4010,7 +4030,7 @@
                       <w:szCs w:val="22"/>
                       <w:u w:val="single"/>
                     </w:rPr>
-                    <w:t xml:space="preserve">      </w:t>
+                    <w:t xml:space="preserve">          </w:t>
                   </w:r>
                 </w:p>
               </w:tc>
@@ -4082,7 +4102,7 @@
                       <w:szCs w:val="22"/>
                       <w:u w:val="single"/>
                     </w:rPr>
-                    <w:t xml:space="preserve">      </w:t>
+                    <w:t xml:space="preserve">          </w:t>
                   </w:r>
                 </w:p>
               </w:tc>
@@ -4103,6 +4123,7 @@
     </w:p>
     <w:p>
       <w:pPr>
+        <w:pStyle w:val="Heading2"/>
         <w:keepNext/>
         <w:pBdr>
           <w:bottom w:val="single" w:sz="8" w:space="3" w:color="003A70"/>
@@ -4118,7 +4139,7 @@
           <w:b/>
           <w:color w:val="003A70"/>
           <w:spacing w:val="14"/>
-          <w:sz w:val="19"/>
+          <w:sz w:val="22"/>
           <w:szCs w:val="19"/>
         </w:rPr>
         <w:t xml:space="preserve">READY CHECK</w:t>
@@ -4137,7 +4158,7 @@
           <w:rFonts w:ascii="Avenir Next" w:hAnsi="Avenir Next" w:cs="Avenir Next" w:eastAsia="Avenir Next"/>
           <w:i/>
           <w:color w:val="5A5F66"/>
-          <w:sz w:val="17"/>
+          <w:sz w:val="22"/>
           <w:szCs w:val="17"/>
         </w:rPr>
         <w:t xml:space="preserve">a problem like the one in today’s lesson</w:t>
@@ -4269,25 +4290,25 @@
                       <w:rFonts w:ascii="Avenir Next" w:hAnsi="Avenir Next" w:cs="Avenir Next" w:eastAsia="Avenir Next"/>
                       <w:b/>
                       <w:color w:val="003A70"/>
+                      <w:sz w:val="22"/>
+                      <w:szCs w:val="21"/>
+                    </w:rPr>
+                    <w:t xml:space="preserve">A</w:t>
+                  </w:r>
+                  <w:r>
+                    <w:rPr>
+                      <w:rFonts w:ascii="Avenir Next" w:hAnsi="Avenir Next" w:cs="Avenir Next" w:eastAsia="Avenir Next"/>
+                      <w:color w:val="1A1A1A"/>
                       <w:sz w:val="21"/>
                       <w:szCs w:val="21"/>
                     </w:rPr>
-                    <w:t xml:space="preserve">A</w:t>
-                  </w:r>
-                  <w:r>
-                    <w:rPr>
-                      <w:rFonts w:ascii="Avenir Next" w:hAnsi="Avenir Next" w:cs="Avenir Next" w:eastAsia="Avenir Next"/>
-                      <w:color w:val="1A1A1A"/>
-                      <w:sz w:val="21"/>
-                      <w:szCs w:val="21"/>
-                    </w:rPr>
                     <w:tab/>
                   </w:r>
                   <w:r>
                     <w:rPr>
                       <w:rFonts w:ascii="Avenir Next" w:hAnsi="Avenir Next" w:cs="Avenir Next" w:eastAsia="Avenir Next"/>
                       <w:color w:val="1A1A1A"/>
-                      <w:sz w:val="21"/>
+                      <w:sz w:val="22"/>
                       <w:szCs w:val="21"/>
                     </w:rPr>
                     <w:t xml:space="preserve">(9, 3)</w:t>
@@ -4312,25 +4333,25 @@
                       <w:rFonts w:ascii="Avenir Next" w:hAnsi="Avenir Next" w:cs="Avenir Next" w:eastAsia="Avenir Next"/>
                       <w:b/>
                       <w:color w:val="003A70"/>
+                      <w:sz w:val="22"/>
+                      <w:szCs w:val="21"/>
+                    </w:rPr>
+                    <w:t xml:space="preserve">B</w:t>
+                  </w:r>
+                  <w:r>
+                    <w:rPr>
+                      <w:rFonts w:ascii="Avenir Next" w:hAnsi="Avenir Next" w:cs="Avenir Next" w:eastAsia="Avenir Next"/>
+                      <w:color w:val="1A1A1A"/>
                       <w:sz w:val="21"/>
                       <w:szCs w:val="21"/>
                     </w:rPr>
-                    <w:t xml:space="preserve">B</w:t>
-                  </w:r>
-                  <w:r>
-                    <w:rPr>
-                      <w:rFonts w:ascii="Avenir Next" w:hAnsi="Avenir Next" w:cs="Avenir Next" w:eastAsia="Avenir Next"/>
-                      <w:color w:val="1A1A1A"/>
-                      <w:sz w:val="21"/>
-                      <w:szCs w:val="21"/>
-                    </w:rPr>
                     <w:tab/>
                   </w:r>
                   <w:r>
                     <w:rPr>
                       <w:rFonts w:ascii="Avenir Next" w:hAnsi="Avenir Next" w:cs="Avenir Next" w:eastAsia="Avenir Next"/>
                       <w:color w:val="1A1A1A"/>
-                      <w:sz w:val="21"/>
+                      <w:sz w:val="22"/>
                       <w:szCs w:val="21"/>
                     </w:rPr>
                     <w:t xml:space="preserve">(3, 27)</w:t>
@@ -4355,25 +4376,25 @@
                       <w:rFonts w:ascii="Avenir Next" w:hAnsi="Avenir Next" w:cs="Avenir Next" w:eastAsia="Avenir Next"/>
                       <w:b/>
                       <w:color w:val="003A70"/>
+                      <w:sz w:val="22"/>
+                      <w:szCs w:val="21"/>
+                    </w:rPr>
+                    <w:t xml:space="preserve">C</w:t>
+                  </w:r>
+                  <w:r>
+                    <w:rPr>
+                      <w:rFonts w:ascii="Avenir Next" w:hAnsi="Avenir Next" w:cs="Avenir Next" w:eastAsia="Avenir Next"/>
+                      <w:color w:val="1A1A1A"/>
                       <w:sz w:val="21"/>
                       <w:szCs w:val="21"/>
                     </w:rPr>
-                    <w:t xml:space="preserve">C</w:t>
-                  </w:r>
-                  <w:r>
-                    <w:rPr>
-                      <w:rFonts w:ascii="Avenir Next" w:hAnsi="Avenir Next" w:cs="Avenir Next" w:eastAsia="Avenir Next"/>
-                      <w:color w:val="1A1A1A"/>
-                      <w:sz w:val="21"/>
-                      <w:szCs w:val="21"/>
-                    </w:rPr>
                     <w:tab/>
                   </w:r>
                   <w:r>
                     <w:rPr>
                       <w:rFonts w:ascii="Avenir Next" w:hAnsi="Avenir Next" w:cs="Avenir Next" w:eastAsia="Avenir Next"/>
                       <w:color w:val="1A1A1A"/>
-                      <w:sz w:val="21"/>
+                      <w:sz w:val="22"/>
                       <w:szCs w:val="21"/>
                     </w:rPr>
                     <w:t xml:space="preserve">(3, 12)</w:t>
@@ -4398,25 +4419,25 @@
                       <w:rFonts w:ascii="Avenir Next" w:hAnsi="Avenir Next" w:cs="Avenir Next" w:eastAsia="Avenir Next"/>
                       <w:b/>
                       <w:color w:val="003A70"/>
+                      <w:sz w:val="22"/>
+                      <w:szCs w:val="21"/>
+                    </w:rPr>
+                    <w:t xml:space="preserve">D</w:t>
+                  </w:r>
+                  <w:r>
+                    <w:rPr>
+                      <w:rFonts w:ascii="Avenir Next" w:hAnsi="Avenir Next" w:cs="Avenir Next" w:eastAsia="Avenir Next"/>
+                      <w:color w:val="1A1A1A"/>
                       <w:sz w:val="21"/>
                       <w:szCs w:val="21"/>
                     </w:rPr>
-                    <w:t xml:space="preserve">D</w:t>
-                  </w:r>
-                  <w:r>
-                    <w:rPr>
-                      <w:rFonts w:ascii="Avenir Next" w:hAnsi="Avenir Next" w:cs="Avenir Next" w:eastAsia="Avenir Next"/>
-                      <w:color w:val="1A1A1A"/>
-                      <w:sz w:val="21"/>
-                      <w:szCs w:val="21"/>
-                    </w:rPr>
                     <w:tab/>
                   </w:r>
                   <w:r>
                     <w:rPr>
                       <w:rFonts w:ascii="Avenir Next" w:hAnsi="Avenir Next" w:cs="Avenir Next" w:eastAsia="Avenir Next"/>
                       <w:color w:val="1A1A1A"/>
-                      <w:sz w:val="21"/>
+                      <w:sz w:val="22"/>
                       <w:szCs w:val="21"/>
                     </w:rPr>
                     <w:t xml:space="preserve">(27, 3)</w:t>
@@ -4465,19 +4486,42 @@
         <w:tblLook w:val="0000" w:firstRow="0" w:lastRow="0" w:firstColumn="0" w:lastColumn="0" w:noHBand="1" w:noVBand="1"/>
       </w:tblPr>
       <w:tblGrid>
-        <w:gridCol w:w="2000"/>
-        <w:gridCol w:w="2300"/>
-        <w:gridCol w:w="2100"/>
-        <w:gridCol w:w="3104"/>
+        <w:gridCol w:w="1750"/>
+        <w:gridCol w:w="2500"/>
+        <w:gridCol w:w="2200"/>
+        <w:gridCol w:w="3054"/>
       </w:tblGrid>
       <w:tr>
         <w:trPr>
           <w:cantSplit/>
-          <w:trHeight w:val="320" w:hRule="atLeast"/>
+          <w:trHeight w:val="300" w:hRule="atLeast"/>
         </w:trPr>
         <w:tc>
           <w:tcPr>
-            <w:tcW w:w="2000" w:type="dxa"/>
+            <w:tcW w:w="1750" w:type="dxa"/>
+            <w:vAlign w:val="center"/>
+          </w:tcPr>
+          <w:p>
+            <w:pPr>
+              <w:pStyle w:val="Heading2"/>
+              <w:spacing w:before="0" w:after="0" w:line="240" w:lineRule="auto"/>
+            </w:pPr>
+            <w:r>
+              <w:rPr>
+                <w:rFonts w:ascii="Avenir Next" w:hAnsi="Avenir Next" w:cs="Avenir Next" w:eastAsia="Avenir Next"/>
+                <w:b/>
+                <w:color w:val="003A70"/>
+                <w:spacing w:val="12"/>
+                <w:sz w:val="15"/>
+                <w:szCs w:val="15"/>
+              </w:rPr>
+              <w:t xml:space="preserve">CHECK YOURSELF</w:t>
+            </w:r>
+          </w:p>
+        </w:tc>
+        <w:tc>
+          <w:tcPr>
+            <w:tcW w:w="2500" w:type="dxa"/>
             <w:vAlign w:val="center"/>
           </w:tcPr>
           <w:p>
@@ -4486,20 +4530,27 @@
             </w:pPr>
             <w:r>
               <w:rPr>
-                <w:rFonts w:ascii="Avenir Next" w:hAnsi="Avenir Next" w:cs="Avenir Next" w:eastAsia="Avenir Next"/>
-                <w:b/>
-                <w:color w:val="003A70"/>
-                <w:spacing w:val="12"/>
-                <w:sz w:val="15"/>
-                <w:szCs w:val="15"/>
-              </w:rPr>
-              <w:t xml:space="preserve">CHECK YOURSELF</w:t>
+                <w:rFonts w:ascii="Arial" w:hAnsi="Arial" w:cs="Arial" w:eastAsia="Arial"/>
+                <w:color w:val="1A1A1A"/>
+                <w:sz w:val="20"/>
+                <w:szCs w:val="20"/>
+              </w:rPr>
+              <w:t xml:space="preserve">□</w:t>
+            </w:r>
+            <w:r>
+              <w:rPr>
+                <w:rFonts w:ascii="Avenir Next" w:hAnsi="Avenir Next" w:cs="Avenir Next" w:eastAsia="Avenir Next"/>
+                <w:color w:val="1A1A1A"/>
+                <w:sz w:val="17"/>
+                <w:szCs w:val="17"/>
+              </w:rPr>
+              <w:t xml:space="preserve">  I can do this on my own</w:t>
             </w:r>
           </w:p>
         </w:tc>
         <w:tc>
           <w:tcPr>
-            <w:tcW w:w="2300" w:type="dxa"/>
+            <w:tcW w:w="2200" w:type="dxa"/>
             <w:vAlign w:val="center"/>
           </w:tcPr>
           <w:p>
@@ -4510,8 +4561,8 @@
               <w:rPr>
                 <w:rFonts w:ascii="Arial" w:hAnsi="Arial" w:cs="Arial" w:eastAsia="Arial"/>
                 <w:color w:val="1A1A1A"/>
-                <w:sz w:val="24"/>
-                <w:szCs w:val="24"/>
+                <w:sz w:val="20"/>
+                <w:szCs w:val="20"/>
               </w:rPr>
               <w:t xml:space="preserve">□</w:t>
             </w:r>
@@ -4522,13 +4573,13 @@
                 <w:sz w:val="17"/>
                 <w:szCs w:val="17"/>
               </w:rPr>
-              <w:t xml:space="preserve">  I can do this on my own</w:t>
+              <w:t xml:space="preserve">  I need a little help</w:t>
             </w:r>
           </w:p>
         </w:tc>
         <w:tc>
           <w:tcPr>
-            <w:tcW w:w="2100" w:type="dxa"/>
+            <w:tcW w:w="3054" w:type="dxa"/>
             <w:vAlign w:val="center"/>
           </w:tcPr>
           <w:p>
@@ -4539,37 +4590,8 @@
               <w:rPr>
                 <w:rFonts w:ascii="Arial" w:hAnsi="Arial" w:cs="Arial" w:eastAsia="Arial"/>
                 <w:color w:val="1A1A1A"/>
-                <w:sz w:val="24"/>
-                <w:szCs w:val="24"/>
-              </w:rPr>
-              <w:t xml:space="preserve">□</w:t>
-            </w:r>
-            <w:r>
-              <w:rPr>
-                <w:rFonts w:ascii="Avenir Next" w:hAnsi="Avenir Next" w:cs="Avenir Next" w:eastAsia="Avenir Next"/>
-                <w:color w:val="1A1A1A"/>
-                <w:sz w:val="17"/>
-                <w:szCs w:val="17"/>
-              </w:rPr>
-              <w:t xml:space="preserve">  I need a little help</w:t>
-            </w:r>
-          </w:p>
-        </w:tc>
-        <w:tc>
-          <w:tcPr>
-            <w:tcW w:w="3104" w:type="dxa"/>
-            <w:vAlign w:val="center"/>
-          </w:tcPr>
-          <w:p>
-            <w:pPr>
-              <w:spacing w:before="0" w:after="0" w:line="240" w:lineRule="auto"/>
-            </w:pPr>
-            <w:r>
-              <w:rPr>
-                <w:rFonts w:ascii="Arial" w:hAnsi="Arial" w:cs="Arial" w:eastAsia="Arial"/>
-                <w:color w:val="1A1A1A"/>
-                <w:sz w:val="24"/>
-                <w:szCs w:val="24"/>
+                <w:sz w:val="20"/>
+                <w:szCs w:val="20"/>
               </w:rPr>
               <w:t xml:space="preserve">□</w:t>
             </w:r>
@@ -4604,7 +4626,7 @@
     <w:sectPr>
       <w:footerReference w:type="default" r:id="rIdFooter1"/>
       <w:pgSz w:w="12240" w:h="15840"/>
-      <w:pgMar w:top="893" w:right="1224" w:bottom="835" w:left="1512" w:header="432" w:footer="432" w:gutter="0"/>
+      <w:pgMar w:top="780" w:right="1224" w:bottom="760" w:left="1512" w:header="432" w:footer="432" w:gutter="0"/>
       <w:cols w:space="720"/>
     </w:sectPr>
   </w:body>
@@ -4684,7 +4706,106 @@
               <w:sz w:val="15"/>
               <w:szCs w:val="15"/>
             </w:rPr>
-            <w:t xml:space="preserve">Lesson 9-2  ·  Session 1  ·  Prerequisite Practice B</w:t>
+            <w:t xml:space="preserve">9-2 · Page </w:t>
+          </w:r>
+          <w:r>
+            <w:rPr>
+              <w:rFonts w:ascii="Avenir Next" w:hAnsi="Avenir Next" w:cs="Avenir Next" w:eastAsia="Avenir Next"/>
+              <w:color w:val="5A5F66"/>
+              <w:sz w:val="15"/>
+              <w:szCs w:val="15"/>
+            </w:rPr>
+            <w:fldChar w:fldCharType="begin"/>
+          </w:r>
+          <w:r>
+            <w:rPr>
+              <w:rFonts w:ascii="Avenir Next" w:hAnsi="Avenir Next" w:cs="Avenir Next" w:eastAsia="Avenir Next"/>
+              <w:color w:val="5A5F66"/>
+              <w:sz w:val="15"/>
+              <w:szCs w:val="15"/>
+            </w:rPr>
+            <w:instrText xml:space="preserve"> PAGE </w:instrText>
+          </w:r>
+          <w:r>
+            <w:rPr>
+              <w:rFonts w:ascii="Avenir Next" w:hAnsi="Avenir Next" w:cs="Avenir Next" w:eastAsia="Avenir Next"/>
+              <w:color w:val="5A5F66"/>
+              <w:sz w:val="15"/>
+              <w:szCs w:val="15"/>
+            </w:rPr>
+            <w:fldChar w:fldCharType="separate"/>
+          </w:r>
+          <w:r>
+            <w:rPr>
+              <w:rFonts w:ascii="Avenir Next" w:hAnsi="Avenir Next" w:cs="Avenir Next" w:eastAsia="Avenir Next"/>
+              <w:color w:val="5A5F66"/>
+              <w:sz w:val="15"/>
+              <w:szCs w:val="15"/>
+            </w:rPr>
+            <w:t xml:space="preserve">1</w:t>
+          </w:r>
+          <w:r>
+            <w:rPr>
+              <w:rFonts w:ascii="Avenir Next" w:hAnsi="Avenir Next" w:cs="Avenir Next" w:eastAsia="Avenir Next"/>
+              <w:color w:val="5A5F66"/>
+              <w:sz w:val="15"/>
+              <w:szCs w:val="15"/>
+            </w:rPr>
+            <w:fldChar w:fldCharType="end"/>
+          </w:r>
+          <w:r>
+            <w:rPr>
+              <w:rFonts w:ascii="Avenir Next" w:hAnsi="Avenir Next" w:cs="Avenir Next" w:eastAsia="Avenir Next"/>
+              <w:color w:val="5A5F66"/>
+              <w:sz w:val="15"/>
+              <w:szCs w:val="15"/>
+            </w:rPr>
+            <w:t xml:space="preserve"> of </w:t>
+          </w:r>
+          <w:r>
+            <w:rPr>
+              <w:rFonts w:ascii="Avenir Next" w:hAnsi="Avenir Next" w:cs="Avenir Next" w:eastAsia="Avenir Next"/>
+              <w:color w:val="5A5F66"/>
+              <w:sz w:val="15"/>
+              <w:szCs w:val="15"/>
+            </w:rPr>
+            <w:fldChar w:fldCharType="begin"/>
+          </w:r>
+          <w:r>
+            <w:rPr>
+              <w:rFonts w:ascii="Avenir Next" w:hAnsi="Avenir Next" w:cs="Avenir Next" w:eastAsia="Avenir Next"/>
+              <w:color w:val="5A5F66"/>
+              <w:sz w:val="15"/>
+              <w:szCs w:val="15"/>
+            </w:rPr>
+            <w:instrText xml:space="preserve"> NUMPAGES </w:instrText>
+          </w:r>
+          <w:r>
+            <w:rPr>
+              <w:rFonts w:ascii="Avenir Next" w:hAnsi="Avenir Next" w:cs="Avenir Next" w:eastAsia="Avenir Next"/>
+              <w:color w:val="5A5F66"/>
+              <w:sz w:val="15"/>
+              <w:szCs w:val="15"/>
+            </w:rPr>
+            <w:fldChar w:fldCharType="separate"/>
+          </w:r>
+          <w:r>
+            <w:rPr>
+              <w:rFonts w:ascii="Avenir Next" w:hAnsi="Avenir Next" w:cs="Avenir Next" w:eastAsia="Avenir Next"/>
+              <w:color w:val="5A5F66"/>
+              <w:sz w:val="15"/>
+              <w:szCs w:val="15"/>
+            </w:rPr>
+            <w:t xml:space="preserve">1</w:t>
+          </w:r>
+          <w:r>
+            <w:rPr>
+              <w:rFonts w:ascii="Avenir Next" w:hAnsi="Avenir Next" w:cs="Avenir Next" w:eastAsia="Avenir Next"/>
+              <w:color w:val="5A5F66"/>
+              <w:sz w:val="15"/>
+              <w:szCs w:val="15"/>
+            </w:rPr>
+            <w:fldChar w:fldCharType="end"/>
           </w:r>
         </w:p>
       </w:tc>
@@ -4727,5 +4848,23 @@
       </w:tblCellMar>
     </w:tblPr>
   </w:style>
+  <w:style w:type="paragraph" w:styleId="Heading1">
+    <w:name w:val="heading 1"/>
+    <w:basedOn w:val="Normal"/>
+    <w:pPr>
+      <w:outlineLvl w:val="0"/>
+      <w:keepNext w:val="0"/>
+      <w:keepLines w:val="0"/>
+    </w:pPr>
+  </w:style>
+  <w:style w:type="paragraph" w:styleId="Heading2">
+    <w:name w:val="heading 2"/>
+    <w:basedOn w:val="Normal"/>
+    <w:pPr>
+      <w:outlineLvl w:val="1"/>
+      <w:keepNext w:val="0"/>
+      <w:keepLines w:val="0"/>
+    </w:pPr>
+  </w:style>
 </w:styles>
 </file>